--- a/dosyalar/gunluk-plan/arapca-gunluk-ders-planlari-5-10.docx
+++ b/dosyalar/gunluk-plan/arapca-gunluk-ders-planlari-5-10.docx
@@ -1707,7 +1707,7 @@
                 <w:szCs w:val="28"/>
                 <w:rtl/>
               </w:rPr>
-              <w:t xml:space="preserve">هَذَا أَبِي · هَذِهِ أُمِّي</w:t>
+              <w:t xml:space="preserve">هَذَا أَبِي · هَذِهِ أُمِّي</w:t>
             </w:r>
           </w:p>
           <w:p>
@@ -1739,7 +1739,7 @@
                 <w:szCs w:val="28"/>
                 <w:rtl/>
               </w:rPr>
-              <w:t xml:space="preserve">هُوَ مُهَنْدِسٌ · هِيَ مُعَلِّمَةٌ</w:t>
+              <w:t xml:space="preserve">هُوَ مُهَنْدِسٌ · هِيَ مُعَلِّمَةٌ</w:t>
             </w:r>
           </w:p>
           <w:p>
@@ -2157,7 +2157,7 @@
                 <w:szCs w:val="27"/>
                 <w:rtl/>
               </w:rPr>
-              <w:t xml:space="preserve">أُمٌّ</w:t>
+              <w:t xml:space="preserve">أُمٌّ</w:t>
             </w:r>
           </w:p>
         </w:tc>
@@ -2477,7 +2477,7 @@
                 <w:szCs w:val="27"/>
                 <w:rtl/>
               </w:rPr>
-              <w:t xml:space="preserve">مُعَلِّمٌ</w:t>
+              <w:t xml:space="preserve">مُعَلِّمٌ</w:t>
             </w:r>
           </w:p>
         </w:tc>
@@ -2544,7 +2544,7 @@
                 <w:szCs w:val="27"/>
                 <w:rtl/>
               </w:rPr>
-              <w:t xml:space="preserve">جَدٌّ</w:t>
+              <w:t xml:space="preserve">جَدٌّ</w:t>
             </w:r>
           </w:p>
         </w:tc>
@@ -2606,7 +2606,7 @@
                 <w:szCs w:val="27"/>
                 <w:rtl/>
               </w:rPr>
-              <w:t xml:space="preserve">شُرْطِيٌّ</w:t>
+              <w:t xml:space="preserve">شُرْطِيٌّ</w:t>
             </w:r>
           </w:p>
         </w:tc>
@@ -2673,7 +2673,7 @@
                 <w:szCs w:val="27"/>
                 <w:rtl/>
               </w:rPr>
-              <w:t xml:space="preserve">جَدَّةٌ</w:t>
+              <w:t xml:space="preserve">جَدَّةٌ</w:t>
             </w:r>
           </w:p>
         </w:tc>
@@ -2993,7 +2993,7 @@
                 <w:szCs w:val="27"/>
                 <w:rtl/>
               </w:rPr>
-              <w:t xml:space="preserve">مُمَرِّضَةٌ</w:t>
+              <w:t xml:space="preserve">مُمَرِّضَةٌ</w:t>
             </w:r>
           </w:p>
         </w:tc>
@@ -3229,7 +3229,7 @@
                 <w:szCs w:val="28"/>
                 <w:rtl/>
               </w:rPr>
-              <w:t xml:space="preserve">هَذَا أَبِي · هَذِهِ أُمِّي</w:t>
+              <w:t xml:space="preserve">هَذَا أَبِي · هَذِهِ أُمِّي</w:t>
             </w:r>
           </w:p>
           <w:p>
@@ -3576,7 +3576,7 @@
                 <w:szCs w:val="30"/>
                 <w:rtl/>
               </w:rPr>
-              <w:t xml:space="preserve">هَذَا أَبِي. اِسْمُهُ مُرَادٌ. هُوَ مُهَنْدِسٌ.</w:t>
+              <w:t xml:space="preserve">هَذَا أَبِي. اِسْمُهُ مُرَاد. هُوَ مُهَنْدِسٌ.</w:t>
             </w:r>
           </w:p>
           <w:p>
@@ -3594,7 +3594,7 @@
                 <w:szCs w:val="30"/>
                 <w:rtl/>
               </w:rPr>
-              <w:t xml:space="preserve">وَهَذِهِ أُمِّي. اِسْمُهَا زَيْنَبُ. هِيَ مُعَلِّمَةٌ.</w:t>
+              <w:t xml:space="preserve">وَهَذِهِ أُمِّي. اِسْمُهَا زَيْنَب. هِيَ مُعَلِّمَةٌ.</w:t>
             </w:r>
           </w:p>
           <w:p>
@@ -3612,7 +3612,7 @@
                 <w:szCs w:val="30"/>
                 <w:rtl/>
               </w:rPr>
-              <w:t xml:space="preserve">هَذَا أَخِي الصَّغِيرُ عُمَرُ. هُوَ طَالِبٌ.</w:t>
+              <w:t xml:space="preserve">هَذَا أَخِي الصَّغِيرُ عُمَر. هُوَ طَالِبٌ.</w:t>
             </w:r>
           </w:p>
           <w:p>
@@ -3630,7 +3630,7 @@
                 <w:szCs w:val="30"/>
                 <w:rtl/>
               </w:rPr>
-              <w:t xml:space="preserve">وَهَذِهِ أُخْتِي سُمَيَّةُ. هِيَ طَالِبَةٌ أَيْضًا.</w:t>
+              <w:t xml:space="preserve">وَهَذِهِ أُخْتِي سُمَيَّةُ. هِيَ طَالِبَةٌ أَيْضًا.</w:t>
             </w:r>
           </w:p>
           <w:p>
@@ -3648,7 +3648,7 @@
                 <w:szCs w:val="30"/>
                 <w:rtl/>
               </w:rPr>
-              <w:t xml:space="preserve">هَذَا جَدِّي وَهَذِهِ جَدَّتِي. أَنَا أُحِبُّ أُسْرَتِي كَثِيرًا.</w:t>
+              <w:t xml:space="preserve">هَذَا جَدِّي وَهَذِهِ جَدَّتِي. أَنَا أُحِبُّ أُسْرَتِي كَثِيرًا.</w:t>
             </w:r>
           </w:p>
         </w:tc>
@@ -3777,7 +3777,7 @@
           <w:szCs w:val="28"/>
           <w:rtl/>
         </w:rPr>
-        <w:t xml:space="preserve">مَا مِهْنَةُ الْأَبِ</w:t>
+        <w:t xml:space="preserve">مَا مِهْنَةُ الأَبِ</w:t>
       </w:r>
     </w:p>
     <w:p>
@@ -3809,7 +3809,7 @@
           <w:szCs w:val="28"/>
           <w:rtl/>
         </w:rPr>
-        <w:t xml:space="preserve">مَا مِهْنَةُ الْأُمِّ</w:t>
+        <w:t xml:space="preserve">مَا مِهْنَةُ الأُمِّ</w:t>
       </w:r>
     </w:p>
     <w:p>
@@ -4095,7 +4095,7 @@
                 <w:szCs w:val="32"/>
                 <w:rtl/>
               </w:rPr>
-              <w:t xml:space="preserve">نَمُوذَجُ الْحِوَارِ</w:t>
+              <w:t xml:space="preserve">نَمُوذَجُ الحِوَارِ</w:t>
             </w:r>
           </w:p>
           <w:p>
@@ -4113,7 +4113,7 @@
                 <w:szCs w:val="30"/>
                 <w:rtl/>
               </w:rPr>
-              <w:t xml:space="preserve">ـ مَنْ هَذَا يَا أَحْمَدُ؟</w:t>
+              <w:t xml:space="preserve">ـ مَنْ هَذَا يَا أَحْمَد؟</w:t>
             </w:r>
           </w:p>
           <w:p>
@@ -7971,7 +7971,7 @@
                 <w:szCs w:val="28"/>
                 <w:rtl/>
               </w:rPr>
-              <w:t xml:space="preserve">هَلْ تَذْهَبُ إِلَى الْمَكْتَبَةِ</w:t>
+              <w:t xml:space="preserve">هَلْ تَذْهَبُ إِلَى المَكْتَبَةِ</w:t>
             </w:r>
           </w:p>
           <w:p>
@@ -8003,7 +8003,7 @@
                 <w:szCs w:val="28"/>
                 <w:rtl/>
               </w:rPr>
-              <w:t xml:space="preserve">يَوْمَ الْاِثْنَيْنِ · فِي الصَّبَاحِ</w:t>
+              <w:t xml:space="preserve">يَوْمَ الاِثْنَيْنِ · فِي الصَّبَاحِ</w:t>
             </w:r>
           </w:p>
           <w:p>
@@ -8035,7 +8035,7 @@
                 <w:szCs w:val="28"/>
                 <w:rtl/>
               </w:rPr>
-              <w:t xml:space="preserve">فِي الْمَدْرَسَةِ صُفُوفٌ وَمَكْتَبَةٌ</w:t>
+              <w:t xml:space="preserve">فِي المَدْرَسَةِ صُفُوفٌ وَمَكْتَبَةٌ</w:t>
             </w:r>
           </w:p>
         </w:tc>
@@ -8322,7 +8322,7 @@
                 <w:szCs w:val="27"/>
                 <w:rtl/>
               </w:rPr>
-              <w:t xml:space="preserve">اَلرِّيَاضِيَّاتُ</w:t>
+              <w:t xml:space="preserve">اَلرِّيَاضِيَّاتُ</w:t>
             </w:r>
           </w:p>
         </w:tc>
@@ -8389,7 +8389,7 @@
                 <w:szCs w:val="27"/>
                 <w:rtl/>
               </w:rPr>
-              <w:t xml:space="preserve">صَفٌّ</w:t>
+              <w:t xml:space="preserve">صَفٌّ</w:t>
             </w:r>
           </w:p>
         </w:tc>
@@ -8451,7 +8451,7 @@
                 <w:szCs w:val="27"/>
                 <w:rtl/>
               </w:rPr>
-              <w:t xml:space="preserve">اَلْعُلُومُ</w:t>
+              <w:t xml:space="preserve">اَلعُلُومُ</w:t>
             </w:r>
           </w:p>
         </w:tc>
@@ -8580,7 +8580,7 @@
                 <w:szCs w:val="27"/>
                 <w:rtl/>
               </w:rPr>
-              <w:t xml:space="preserve">اَللُّغَةُ الْعَرَبِيَّةُ</w:t>
+              <w:t xml:space="preserve">اَللُّغَةُ العَرَبِيَّةُ</w:t>
             </w:r>
           </w:p>
         </w:tc>
@@ -8709,7 +8709,7 @@
                 <w:szCs w:val="27"/>
                 <w:rtl/>
               </w:rPr>
-              <w:t xml:space="preserve">اَلتَّارِيخُ</w:t>
+              <w:t xml:space="preserve">اَلتَّارِيخُ</w:t>
             </w:r>
           </w:p>
         </w:tc>
@@ -8838,7 +8838,7 @@
                 <w:szCs w:val="27"/>
                 <w:rtl/>
               </w:rPr>
-              <w:t xml:space="preserve">اَلْأَحَدُ</w:t>
+              <w:t xml:space="preserve">اَلأَحَدُ</w:t>
             </w:r>
           </w:p>
         </w:tc>
@@ -8967,7 +8967,7 @@
                 <w:szCs w:val="27"/>
                 <w:rtl/>
               </w:rPr>
-              <w:t xml:space="preserve">اَلْاِثْنَيْنِ</w:t>
+              <w:t xml:space="preserve">اَلاِثْنَيْنِ</w:t>
             </w:r>
           </w:p>
         </w:tc>
@@ -9096,7 +9096,7 @@
                 <w:szCs w:val="27"/>
                 <w:rtl/>
               </w:rPr>
-              <w:t xml:space="preserve">اَلْخَمِيسُ</w:t>
+              <w:t xml:space="preserve">اَلخَمِيسُ</w:t>
             </w:r>
           </w:p>
         </w:tc>
@@ -9225,7 +9225,7 @@
                 <w:szCs w:val="27"/>
                 <w:rtl/>
               </w:rPr>
-              <w:t xml:space="preserve">اَلسَّبْتُ</w:t>
+              <w:t xml:space="preserve">اَلسَّبْتُ</w:t>
             </w:r>
           </w:p>
         </w:tc>
@@ -9461,7 +9461,7 @@
                 <w:szCs w:val="28"/>
                 <w:rtl/>
               </w:rPr>
-              <w:t xml:space="preserve">هَذِهِ مَكْتَبَةُ الْمَدْرَسَةِ</w:t>
+              <w:t xml:space="preserve">هَذِهِ مَكْتَبَةُ المَدْرَسَةِ</w:t>
             </w:r>
           </w:p>
           <w:p>
@@ -9826,7 +9826,7 @@
                 <w:szCs w:val="29"/>
                 <w:rtl/>
               </w:rPr>
-              <w:t xml:space="preserve">فِي الْمَدْرَسَةِ صُفُوفٌ كَثِيرَةٌ وَمَكْتَبَةٌ وَمَلْعَبٌ وَمُخْتَبَرٌ.</w:t>
+              <w:t xml:space="preserve">فِي المَدْرَسَةِ صُفُوفٌ كَثِيرَةٌ وَمَكْتَبَةٌ وَمَلْعَبٌ وَمُخْتَبَرٌ.</w:t>
             </w:r>
           </w:p>
           <w:p>
@@ -9844,7 +9844,7 @@
                 <w:szCs w:val="29"/>
                 <w:rtl/>
               </w:rPr>
-              <w:t xml:space="preserve">أَذْهَبُ إِلَى الْمَدْرَسَةِ فِي الصَّبَاحِ مَعَ صَدِيقِي.</w:t>
+              <w:t xml:space="preserve">أَذْهَبُ إِلَى المَدْرَسَةِ فِي الصَّبَاحِ مَعَ صَدِيقِي.</w:t>
             </w:r>
           </w:p>
           <w:p>
@@ -9862,7 +9862,7 @@
                 <w:szCs w:val="29"/>
                 <w:rtl/>
               </w:rPr>
-              <w:t xml:space="preserve">أَدْرُسُ الرِّيَاضِيَّاتِ وَالْعُلُومَ وَاللُّغَةَ الْعَرَبِيَّةَ.</w:t>
+              <w:t xml:space="preserve">أَدْرُسُ الرِّيَاضِيَّاتِ وَالْعُلُومَ وَاللُّغَةَ العَرَبِيَّةَ.</w:t>
             </w:r>
           </w:p>
           <w:p>
@@ -9880,7 +9880,7 @@
                 <w:szCs w:val="29"/>
                 <w:rtl/>
               </w:rPr>
-              <w:t xml:space="preserve">يَوْمَ الْاِثْنَيْنِ أَذْهَبُ إِلَى الْمَكْتَبَةِ وَأَقْرَأُ الْكُتُبَ.</w:t>
+              <w:t xml:space="preserve">يَوْمَ الاِثْنَيْنِ أَذْهَبُ إِلَى المَكْتَبَةِ وَأَقْرَأُ الكُتُبَ.</w:t>
             </w:r>
           </w:p>
           <w:p>
@@ -9898,7 +9898,7 @@
                 <w:szCs w:val="29"/>
                 <w:rtl/>
               </w:rPr>
-              <w:t xml:space="preserve">أُحِبُّ مَدْرَسَتِي وَأُحِبُّ مُعَلِّمِي.</w:t>
+              <w:t xml:space="preserve">أُحِبُّ مَدْرَسَتِي وَأُحِبُّ مُعَلِّمِي.</w:t>
             </w:r>
           </w:p>
         </w:tc>
@@ -10027,7 +10027,7 @@
           <w:szCs w:val="28"/>
           <w:rtl/>
         </w:rPr>
-        <w:t xml:space="preserve">مَاذَا يَدْرُسُ الطَّالِبُ</w:t>
+        <w:t xml:space="preserve">مَاذَا يَدْرُسُ الطَّالِبُ</w:t>
       </w:r>
     </w:p>
     <w:p>
@@ -10059,7 +10059,7 @@
           <w:szCs w:val="28"/>
           <w:rtl/>
         </w:rPr>
-        <w:t xml:space="preserve">مَتَى يَذْهَبُ إِلَى الْمَكْتَبَةِ</w:t>
+        <w:t xml:space="preserve">مَتَى يَذْهَبُ إِلَى المَكْتَبَةِ</w:t>
       </w:r>
     </w:p>
     <w:p>
@@ -10556,7 +10556,7 @@
                 <w:szCs w:val="28"/>
                 <w:rtl/>
               </w:rPr>
-              <w:t xml:space="preserve">أَذْهَبُ إِلَى الْمَدْرَسَةِ يَوْمَ الْاِثْنَيْنِ</w:t>
+              <w:t xml:space="preserve">أَذْهَبُ إِلَى المَدْرَسَةِ يَوْمَ الاِثْنَيْنِ</w:t>
             </w:r>
           </w:p>
           <w:p>
@@ -11575,7 +11575,7 @@
                 <w:szCs w:val="28"/>
                 <w:rtl/>
               </w:rPr>
-              <w:t xml:space="preserve">اَلْمَكْتَبَةُ بِجَانِبِ الْإِدَارَةِ</w:t>
+              <w:t xml:space="preserve">اَلمَكْتَبَةُ بِجَانِبِ الإِدَارَةِ</w:t>
             </w:r>
           </w:p>
           <w:p>
@@ -13807,7 +13807,7 @@
                 <w:szCs w:val="28"/>
                 <w:rtl/>
               </w:rPr>
-              <w:t xml:space="preserve">أَبِي مُهَنْدِسٌ · أُمِّي طَبِيبَةٌ</w:t>
+              <w:t xml:space="preserve">أَبِي مُهَنْدِسٌ · أُمِّي طَبِيبَةٌ</w:t>
             </w:r>
           </w:p>
           <w:p>
@@ -13839,7 +13839,7 @@
                 <w:szCs w:val="28"/>
                 <w:rtl/>
               </w:rPr>
-              <w:t xml:space="preserve">مُعَلِّمٌ · مُعَلِّمَةٌ</w:t>
+              <w:t xml:space="preserve">مُعَلِّمٌ · مُعَلِّمَةٌ</w:t>
             </w:r>
           </w:p>
           <w:p>
@@ -14158,7 +14158,7 @@
                 <w:szCs w:val="27"/>
                 <w:rtl/>
               </w:rPr>
-              <w:t xml:space="preserve">خَيَّاطٌ</w:t>
+              <w:t xml:space="preserve">خَيَّاطٌ</w:t>
             </w:r>
           </w:p>
         </w:tc>
@@ -14225,7 +14225,7 @@
                 <w:szCs w:val="27"/>
                 <w:rtl/>
               </w:rPr>
-              <w:t xml:space="preserve">مُعَلِّمٌ</w:t>
+              <w:t xml:space="preserve">مُعَلِّمٌ</w:t>
             </w:r>
           </w:p>
         </w:tc>
@@ -14287,7 +14287,7 @@
                 <w:szCs w:val="27"/>
                 <w:rtl/>
               </w:rPr>
-              <w:t xml:space="preserve">مُمَرِّضَةٌ</w:t>
+              <w:t xml:space="preserve">مُمَرِّضَةٌ</w:t>
             </w:r>
           </w:p>
         </w:tc>
@@ -14416,7 +14416,7 @@
                 <w:szCs w:val="27"/>
                 <w:rtl/>
               </w:rPr>
-              <w:t xml:space="preserve">طَبَّاخٌ</w:t>
+              <w:t xml:space="preserve">طَبَّاخٌ</w:t>
             </w:r>
           </w:p>
         </w:tc>
@@ -14545,7 +14545,7 @@
                 <w:szCs w:val="27"/>
                 <w:rtl/>
               </w:rPr>
-              <w:t xml:space="preserve">خَبَّازٌ</w:t>
+              <w:t xml:space="preserve">خَبَّازٌ</w:t>
             </w:r>
           </w:p>
         </w:tc>
@@ -14741,7 +14741,7 @@
                 <w:szCs w:val="27"/>
                 <w:rtl/>
               </w:rPr>
-              <w:t xml:space="preserve">شُرْطِيٌّ</w:t>
+              <w:t xml:space="preserve">شُرْطِيٌّ</w:t>
             </w:r>
           </w:p>
         </w:tc>
@@ -14803,7 +14803,7 @@
                 <w:szCs w:val="27"/>
                 <w:rtl/>
               </w:rPr>
-              <w:t xml:space="preserve">نَجَّارٌ</w:t>
+              <w:t xml:space="preserve">نَجَّارٌ</w:t>
             </w:r>
           </w:p>
         </w:tc>
@@ -14932,7 +14932,7 @@
                 <w:szCs w:val="27"/>
                 <w:rtl/>
               </w:rPr>
-              <w:t xml:space="preserve">صَيَّادٌ</w:t>
+              <w:t xml:space="preserve">صَيَّادٌ</w:t>
             </w:r>
           </w:p>
         </w:tc>
@@ -14999,7 +14999,7 @@
                 <w:szCs w:val="27"/>
                 <w:rtl/>
               </w:rPr>
-              <w:t xml:space="preserve">فَلَّاحٌ</w:t>
+              <w:t xml:space="preserve">فَلَّاحٌ</w:t>
             </w:r>
           </w:p>
         </w:tc>
@@ -15297,7 +15297,7 @@
                 <w:szCs w:val="28"/>
                 <w:rtl/>
               </w:rPr>
-              <w:t xml:space="preserve">أَنَا مُعَلِّمٌ، وَمَا مِهْنَةُ أَبِيكَ</w:t>
+              <w:t xml:space="preserve">أَنَا مُعَلِّمٌ، وَمَا مِهْنَةُ أَبِيكَ</w:t>
             </w:r>
           </w:p>
           <w:p>
@@ -15501,7 +15501,7 @@
                 <w:szCs w:val="28"/>
                 <w:rtl/>
               </w:rPr>
-              <w:t xml:space="preserve">مَا اِسْمُكَ؟ · مِنْ أَيْنَ أَنْتَ</w:t>
+              <w:t xml:space="preserve">مَا اِسْمُكَ؟ · مِنْ أَيْن أَنْتَ</w:t>
             </w:r>
           </w:p>
           <w:p>
@@ -15644,7 +15644,7 @@
                 <w:szCs w:val="29"/>
                 <w:rtl/>
               </w:rPr>
-              <w:t xml:space="preserve">ـ اَلسَّلَامُ عَلَيْكُمْ يَا خَالِدُ. مَا مِهْنَتُكَ؟</w:t>
+              <w:t xml:space="preserve">ـ اَلسَّلَامُ عَلَيْكُمْ يَا خَالِد. مَا مِهْنَتُكَ؟</w:t>
             </w:r>
           </w:p>
           <w:p>
@@ -15662,7 +15662,7 @@
                 <w:szCs w:val="29"/>
                 <w:rtl/>
               </w:rPr>
-              <w:t xml:space="preserve">ـ وَعَلَيْكُمُ السَّلَامُ. أَنَا طَالِبٌ فِي الْمَدْرَسَةِ.</w:t>
+              <w:t xml:space="preserve">ـ وَعَلَيْكُمُ السَّلَامُ. أَنَا طَالِبٌ فِي المَدْرَسَةِ.</w:t>
             </w:r>
           </w:p>
           <w:p>
@@ -15698,7 +15698,7 @@
                 <w:szCs w:val="29"/>
                 <w:rtl/>
               </w:rPr>
-              <w:t xml:space="preserve">ـ أَبِي مُهَنْدِسٌ. هُوَ يَعْمَلُ فِي الشَّرِكَةِ.</w:t>
+              <w:t xml:space="preserve">ـ أَبِي مُهَنْدِسٌ. هُوَ يَعْمَلُ فِي الشَّرِكَةِ.</w:t>
             </w:r>
           </w:p>
           <w:p>
@@ -15716,7 +15716,7 @@
                 <w:szCs w:val="29"/>
                 <w:rtl/>
               </w:rPr>
-              <w:t xml:space="preserve">ـ وَمَا مِهْنَةُ أُمِّكَ؟</w:t>
+              <w:t xml:space="preserve">ـ وَمَا مِهْنَةُ أُمِّكَ؟</w:t>
             </w:r>
           </w:p>
           <w:p>
@@ -15734,7 +15734,7 @@
                 <w:szCs w:val="29"/>
                 <w:rtl/>
               </w:rPr>
-              <w:t xml:space="preserve">ـ أُمِّي طَبِيبَةٌ. هِيَ تَعْمَلُ فِي الْمُسْتَشْفَى.</w:t>
+              <w:t xml:space="preserve">ـ أُمِّي طَبِيبَةٌ. هِيَ تَعْمَلُ فِي المُسْتَشْفَى.</w:t>
             </w:r>
           </w:p>
         </w:tc>
@@ -15863,7 +15863,7 @@
           <w:szCs w:val="28"/>
           <w:rtl/>
         </w:rPr>
-        <w:t xml:space="preserve">أَيْنَ يَعْمَلُ الْأَبُ</w:t>
+        <w:t xml:space="preserve">أَيْن يَعْمَلُ الأَبُ</w:t>
       </w:r>
     </w:p>
     <w:p>
@@ -15895,7 +15895,7 @@
           <w:szCs w:val="28"/>
           <w:rtl/>
         </w:rPr>
-        <w:t xml:space="preserve">مَا مِهْنَةُ الْأُمِّ</w:t>
+        <w:t xml:space="preserve">مَا مِهْنَةُ الأُمِّ</w:t>
       </w:r>
     </w:p>
     <w:p>
@@ -16021,7 +16021,7 @@
           <w:szCs w:val="28"/>
           <w:rtl/>
         </w:rPr>
-        <w:t xml:space="preserve">مُعَلِّمٌ ← مُعَلِّمَةٌ</w:t>
+        <w:t xml:space="preserve">مُعَلِّمٌ ← مُعَلِّمَةٌ</w:t>
       </w:r>
     </w:p>
     <w:p>
@@ -16204,7 +16204,7 @@
           <w:szCs w:val="28"/>
           <w:rtl/>
         </w:rPr>
-        <w:t xml:space="preserve">مَا مِهْنَتُكَ؟ · أَيْنَ تَعْمَلُ</w:t>
+        <w:t xml:space="preserve">مَا مِهْنَتُكَ؟ · أَيْن تَعْمَلُ</w:t>
       </w:r>
     </w:p>
     <w:p>
@@ -16411,7 +16411,7 @@
                 <w:szCs w:val="28"/>
                 <w:rtl/>
               </w:rPr>
-              <w:t xml:space="preserve">أَبِي مُهَنْدِسٌ وَأُمِّي طَبِيبَةٌ</w:t>
+              <w:t xml:space="preserve">أَبِي مُهَنْدِسٌ وَأُمِّي طَبِيبَةٌ</w:t>
             </w:r>
           </w:p>
           <w:p>
@@ -17430,7 +17430,7 @@
                 <w:szCs w:val="28"/>
                 <w:rtl/>
               </w:rPr>
-              <w:t xml:space="preserve">أَبِي مُهَنْدِسٌ، يَعْمَلُ فِي الشَّرِكَةِ</w:t>
+              <w:t xml:space="preserve">أَبِي مُهَنْدِسٌ، يَعْمَلُ فِي الشَّرِكَةِ</w:t>
             </w:r>
           </w:p>
           <w:p>
@@ -19630,7 +19630,7 @@
                 <w:szCs w:val="28"/>
                 <w:rtl/>
               </w:rPr>
-              <w:t xml:space="preserve">يَجِبُ أَنْ نُحَافِظَ عَلَى الْبِيئَةِ</w:t>
+              <w:t xml:space="preserve">يَجِبُ أَنْ نُحَافِظَ عَلَى البِيئَةِ</w:t>
             </w:r>
           </w:p>
           <w:p>
@@ -19662,7 +19662,7 @@
                 <w:szCs w:val="28"/>
                 <w:rtl/>
               </w:rPr>
-              <w:t xml:space="preserve">لَا تَرْمِ الْقُمَامَةَ فِي الشَّارِعِ</w:t>
+              <w:t xml:space="preserve">لَا تَرْمِ القُمَامَةَ فِي الشَّارِعِ</w:t>
             </w:r>
           </w:p>
           <w:p>
@@ -19694,7 +19694,7 @@
                 <w:szCs w:val="28"/>
                 <w:rtl/>
               </w:rPr>
-              <w:t xml:space="preserve">ثُمَّ · لِذَلِكَ</w:t>
+              <w:t xml:space="preserve">ثُمَّ · لِذَلِكَ</w:t>
             </w:r>
           </w:p>
           <w:p>
@@ -19726,7 +19726,7 @@
                 <w:szCs w:val="28"/>
                 <w:rtl/>
               </w:rPr>
-              <w:t xml:space="preserve">نَزْرَعُ الْأَشْجَارَ وَنَسْقِي النَّبَاتَاتِ</w:t>
+              <w:t xml:space="preserve">نَزْرَعُ الأَشْجَارَ وَنَسْقِي النَّبَاتَاتِ</w:t>
             </w:r>
           </w:p>
         </w:tc>
@@ -20080,7 +20080,7 @@
                 <w:szCs w:val="27"/>
                 <w:rtl/>
               </w:rPr>
-              <w:t xml:space="preserve">تَلَوُّثٌ</w:t>
+              <w:t xml:space="preserve">تَلَوُّثٌ</w:t>
             </w:r>
           </w:p>
         </w:tc>
@@ -21152,7 +21152,7 @@
                 <w:szCs w:val="28"/>
                 <w:rtl/>
               </w:rPr>
-              <w:t xml:space="preserve">أَيُّ صُورَةٍ أَجْمَلُ؟ وَلِمَاذَا</w:t>
+              <w:t xml:space="preserve">أَيُّ صُورَةٍ أَجْمَلُ؟ وَلِمَاذَا</w:t>
             </w:r>
           </w:p>
           <w:p>
@@ -21356,7 +21356,7 @@
                 <w:szCs w:val="28"/>
                 <w:rtl/>
               </w:rPr>
-              <w:t xml:space="preserve">مَاذَا تَرَى فِي الصُّورَةِ</w:t>
+              <w:t xml:space="preserve">مَاذَا تَرَى فِي الصُّورَةِ</w:t>
             </w:r>
           </w:p>
           <w:p>
@@ -21481,7 +21481,7 @@
                 <w:szCs w:val="32"/>
                 <w:rtl/>
               </w:rPr>
-              <w:t xml:space="preserve">اَلْبِيئَةُ أَمَانَةٌ</w:t>
+              <w:t xml:space="preserve">اَلبِيئَةُ أَمَانَةٌ</w:t>
             </w:r>
           </w:p>
           <w:p>
@@ -21499,7 +21499,7 @@
                 <w:szCs w:val="29"/>
                 <w:rtl/>
               </w:rPr>
-              <w:t xml:space="preserve">اَلْبِيئَةُ نِعْمَةٌ كَبِيرَةٌ. فِيهَا مَاءٌ نَظِيفٌ وَهَوَاءٌ نَقِيٌّ.</w:t>
+              <w:t xml:space="preserve">اَلبِيئَةُ نِعْمَةٌ كَبِيرَةٌ. فِيهَا مَاءٌ نَظِيفٌ وَهَوَاءٌ نَقِيٌّ.</w:t>
             </w:r>
           </w:p>
           <w:p>
@@ -21535,7 +21535,7 @@
                 <w:szCs w:val="29"/>
                 <w:rtl/>
               </w:rPr>
-              <w:t xml:space="preserve">وَلَكِنَّ التَّلَوُّثَ مُشْكِلَةٌ كَبِيرَةٌ فِي مُدُنِنَا.</w:t>
+              <w:t xml:space="preserve">وَلَكِنَّ التَّلَوُّثَ مُشْكِلَةٌ كَبِيرَةٌ فِي مُدُنِنَا.</w:t>
             </w:r>
           </w:p>
           <w:p>
@@ -21553,7 +21553,7 @@
                 <w:szCs w:val="29"/>
                 <w:rtl/>
               </w:rPr>
-              <w:t xml:space="preserve">يَجِبُ أَنْ نُحَافِظَ عَلَى نَظَافَةِ الْبِيئَةِ.</w:t>
+              <w:t xml:space="preserve">يَجِبُ أَنْ نُحَافِظَ عَلَى نَظَافَةِ البِيئَةِ.</w:t>
             </w:r>
           </w:p>
           <w:p>
@@ -21571,7 +21571,7 @@
                 <w:szCs w:val="29"/>
                 <w:rtl/>
               </w:rPr>
-              <w:t xml:space="preserve">لَا نَرْمِي الْقُمَامَةَ فِي الشَّارِعِ وَلَا فِي الْبَحْرِ.</w:t>
+              <w:t xml:space="preserve">لَا نَرْمِي القُمَامَةَ فِي الشَّارِعِ وَلَا فِي البَحْرِ.</w:t>
             </w:r>
           </w:p>
           <w:p>
@@ -21589,7 +21589,7 @@
                 <w:szCs w:val="29"/>
                 <w:rtl/>
               </w:rPr>
-              <w:t xml:space="preserve">نَزْرَعُ الْأَشْجَارَ وَنَسْقِي النَّبَاتَاتِ؛ لِذَلِكَ تَبْقَى بِلَادُنَا جَمِيلَةً.</w:t>
+              <w:t xml:space="preserve">نَزْرَعُ الأَشْجَارَ وَنَسْقِي النَّبَاتَاتِ؛ لِذَلِكَ تَبْقَى بِلَادُنَا جَمِيلَةً.</w:t>
             </w:r>
           </w:p>
         </w:tc>
@@ -21718,7 +21718,7 @@
           <w:szCs w:val="28"/>
           <w:rtl/>
         </w:rPr>
-        <w:t xml:space="preserve">مَا الْمُشْكِلَةُ الْكَبِيرَةُ فِي الْمُدُنِ</w:t>
+        <w:t xml:space="preserve">مَا المُشْكِلَةُ الكَبِيرَةُ فِي المُدُنِ</w:t>
       </w:r>
     </w:p>
     <w:p>
@@ -21914,7 +21914,7 @@
           <w:szCs w:val="28"/>
           <w:rtl/>
         </w:rPr>
-        <w:t xml:space="preserve">اَلْمُشْكِلَةُ · اَلْحَلُّ · اَلنَّتِيجَةُ</w:t>
+        <w:t xml:space="preserve">اَلمُشْكِلَةُ · اَلحَلُّ · اَلنَّتِيجَةُ</w:t>
       </w:r>
     </w:p>
     <w:p>
@@ -22059,7 +22059,7 @@
           <w:szCs w:val="28"/>
           <w:rtl/>
         </w:rPr>
-        <w:t xml:space="preserve">نَظَافَةُ الْبِيئَةِ مِنَ الْإِيمَانِ</w:t>
+        <w:t xml:space="preserve">نَظَافَةُ البِيئَةِ مِن الإِيمَانِ</w:t>
       </w:r>
     </w:p>
     <w:p>
@@ -22110,7 +22110,7 @@
           <w:szCs w:val="28"/>
           <w:rtl/>
         </w:rPr>
-        <w:t xml:space="preserve">يَجِبُ أَنْ نُوَفِّرَ الْمَاءَ</w:t>
+        <w:t xml:space="preserve">يَجِبُ أَنْ نُوَفِّرَ المَاءَ</w:t>
       </w:r>
     </w:p>
     <w:p>
@@ -22298,7 +22298,7 @@
                 <w:szCs w:val="28"/>
                 <w:rtl/>
               </w:rPr>
-              <w:t xml:space="preserve">حِمَايَةُ الْبِيئَةِ وَاجِبٌ عَلَى كُلِّ إِنْسَانٍ</w:t>
+              <w:t xml:space="preserve">حِمَايَةُ البِيئَةِ وَاجِبٌ عَلَى كُلِّ إِنْسَانٍ</w:t>
             </w:r>
           </w:p>
           <w:p>
@@ -23317,7 +23317,7 @@
                 <w:szCs w:val="28"/>
                 <w:rtl/>
               </w:rPr>
-              <w:t xml:space="preserve">نَزْرَعُ الْأَشْجَارَ لِأَنَّهَا تُنَظِّفُ الْهَوَاءَ</w:t>
+              <w:t xml:space="preserve">نَزْرَعُ الأَشْجَارَ لِأَنَّهَا تُنَظِّفُ الهَوَاءَ</w:t>
             </w:r>
           </w:p>
           <w:p>
@@ -25880,7 +25880,7 @@
                 <w:szCs w:val="28"/>
                 <w:rtl/>
               </w:rPr>
-              <w:t xml:space="preserve">غُرْفَةُ النَّوْمِ · بَيْتُ جَدِّي</w:t>
+              <w:t xml:space="preserve">غُرْفَةُ النَّوْمِ · بَيْتُ جَدِّي</w:t>
             </w:r>
           </w:p>
           <w:p>
@@ -26491,7 +26491,7 @@
                 <w:szCs w:val="27"/>
                 <w:rtl/>
               </w:rPr>
-              <w:t xml:space="preserve">غُرْفَةُ النَّوْمِ</w:t>
+              <w:t xml:space="preserve">غُرْفَةُ النَّوْمِ</w:t>
             </w:r>
           </w:p>
         </w:tc>
@@ -26620,7 +26620,7 @@
                 <w:szCs w:val="27"/>
                 <w:rtl/>
               </w:rPr>
-              <w:t xml:space="preserve">غُرْفَةُ الْجُلُوسِ</w:t>
+              <w:t xml:space="preserve">غُرْفَةُ الجُلُوسِ</w:t>
             </w:r>
           </w:p>
         </w:tc>
@@ -26682,7 +26682,7 @@
                 <w:szCs w:val="27"/>
                 <w:rtl/>
               </w:rPr>
-              <w:t xml:space="preserve">كُرْسِيٌّ</w:t>
+              <w:t xml:space="preserve">كُرْسِيٌّ</w:t>
             </w:r>
           </w:p>
         </w:tc>
@@ -26878,7 +26878,7 @@
                 <w:szCs w:val="27"/>
                 <w:rtl/>
               </w:rPr>
-              <w:t xml:space="preserve">حَمَّامٌ</w:t>
+              <w:t xml:space="preserve">حَمَّامٌ</w:t>
             </w:r>
           </w:p>
         </w:tc>
@@ -27198,7 +27198,7 @@
                 <w:szCs w:val="27"/>
                 <w:rtl/>
               </w:rPr>
-              <w:t xml:space="preserve">سَجَّادَةٌ</w:t>
+              <w:t xml:space="preserve">سَجَّادَةٌ</w:t>
             </w:r>
           </w:p>
         </w:tc>
@@ -27434,7 +27434,7 @@
                 <w:szCs w:val="28"/>
                 <w:rtl/>
               </w:rPr>
-              <w:t xml:space="preserve">هَذِهِ غُرْفَةُ الْجُلُوسِ</w:t>
+              <w:t xml:space="preserve">هَذِهِ غُرْفَةُ الجُلُوسِ</w:t>
             </w:r>
           </w:p>
           <w:p>
@@ -27799,7 +27799,7 @@
                 <w:szCs w:val="29"/>
                 <w:rtl/>
               </w:rPr>
-              <w:t xml:space="preserve">غُرْفَةُ الْجُلُوسِ كَبِيرَةٌ، وَفِيهَا تِلْفَازٌ وَأَرِيكَةٌ وَسَجَّادَةٌ.</w:t>
+              <w:t xml:space="preserve">غُرْفَةُ الجُلُوسِ كَبِيرَةٌ، وَفِيهَا تِلْفَازٌ وَأَرِيكَةٌ وَسَجَّادَةٌ.</w:t>
             </w:r>
           </w:p>
           <w:p>
@@ -27853,7 +27853,7 @@
                 <w:szCs w:val="29"/>
                 <w:rtl/>
               </w:rPr>
-              <w:t xml:space="preserve">لَيْسَ فِي غُرْفَتِي تِلْفَازٌ؛ لِأَنِّي أَدْرُسُ فِيهَا.</w:t>
+              <w:t xml:space="preserve">لَيْسَ فِي غُرْفَتِي تِلْفَازٌ؛ لِأَنِّي أَدْرُسُ فِيهَا.</w:t>
             </w:r>
           </w:p>
           <w:p>
@@ -27871,7 +27871,7 @@
                 <w:szCs w:val="29"/>
                 <w:rtl/>
               </w:rPr>
-              <w:t xml:space="preserve">أَمَامَ الْبَيْتِ حَدِيقَةٌ صَغِيرَةٌ فِيهَا أَزْهَارٌ وَشَجَرَةٌ كَبِيرَةٌ.</w:t>
+              <w:t xml:space="preserve">أَمَامَ البَيْتِ حَدِيقَةٌ صَغِيرَةٌ فِيهَا أَزْهَارٌ وَشَجَرَةٌ كَبِيرَةٌ.</w:t>
             </w:r>
           </w:p>
         </w:tc>
@@ -27981,7 +27981,7 @@
           <w:szCs w:val="28"/>
           <w:rtl/>
         </w:rPr>
-        <w:t xml:space="preserve">كَمْ غُرْفَةً فِي الْبَيْتِ</w:t>
+        <w:t xml:space="preserve">كَمْ غُرْفَةً فِي البَيْتِ</w:t>
       </w:r>
     </w:p>
     <w:p>
@@ -28013,7 +28013,7 @@
           <w:szCs w:val="28"/>
           <w:rtl/>
         </w:rPr>
-        <w:t xml:space="preserve">أَيْنَ غُرْفَةُ الطَّالِبِ</w:t>
+        <w:t xml:space="preserve">أَيْن غُرْفَةُ الطَّالِبِ</w:t>
       </w:r>
     </w:p>
     <w:p>
@@ -28158,7 +28158,7 @@
           <w:szCs w:val="28"/>
           <w:rtl/>
         </w:rPr>
-        <w:t xml:space="preserve">اَلْمِصْبَاحُ عَلَى الطَّاوِلَةِ</w:t>
+        <w:t xml:space="preserve">اَلمِصْبَاحُ عَلَى الطَّاوِلَةِ</w:t>
       </w:r>
     </w:p>
     <w:p>
@@ -28209,7 +28209,7 @@
           <w:szCs w:val="28"/>
           <w:rtl/>
         </w:rPr>
-        <w:t xml:space="preserve">لَيْسَ الْكُرْسِيُّ أَمَامَ الْخِزَانَةِ</w:t>
+        <w:t xml:space="preserve">لَيْسَ الكُرْسِيُّ أَمَامَ الخِزَانَةِ</w:t>
       </w:r>
     </w:p>
     <w:p>
@@ -28331,7 +28331,7 @@
                 <w:szCs w:val="32"/>
                 <w:rtl/>
               </w:rPr>
-              <w:t xml:space="preserve">نَمُوذَجُ الْحِوَارِ</w:t>
+              <w:t xml:space="preserve">نَمُوذَجُ الحِوَارِ</w:t>
             </w:r>
           </w:p>
           <w:p>
@@ -28385,7 +28385,7 @@
                 <w:szCs w:val="29"/>
                 <w:rtl/>
               </w:rPr>
-              <w:t xml:space="preserve">ـ أَيْنَ غُرْفَتُكَ؟</w:t>
+              <w:t xml:space="preserve">ـ أَيْن غُرْفَتُكَ؟</w:t>
             </w:r>
           </w:p>
           <w:p>
@@ -28403,7 +28403,7 @@
                 <w:szCs w:val="29"/>
                 <w:rtl/>
               </w:rPr>
-              <w:t xml:space="preserve">ـ غُرْفَتِي بِجَانِبِ الْمَطْبَخِ.</w:t>
+              <w:t xml:space="preserve">ـ غُرْفَتِي بِجَانِبِ المَطْبَخِ.</w:t>
             </w:r>
           </w:p>
           <w:p>
@@ -32306,7 +32306,7 @@
                 <w:szCs w:val="28"/>
                 <w:rtl/>
               </w:rPr>
-              <w:t xml:space="preserve">لِمَاذَا تُسَافِرُ؟ · لِأَنَّ السَّفَرَ مُفِيدٌ</w:t>
+              <w:t xml:space="preserve">لِمَاذَا تُسَافِرُ؟ · لِأَنَّ السَّفَرَ مُفِيدٌ</w:t>
             </w:r>
           </w:p>
           <w:p>
@@ -32338,7 +32338,7 @@
                 <w:szCs w:val="28"/>
                 <w:rtl/>
               </w:rPr>
-              <w:t xml:space="preserve">بِالْقِطَارِ · بِالطَّائِرَةِ · بِالْحَافِلَةِ</w:t>
+              <w:t xml:space="preserve">بِالْقِطَارِ · بِالطَّائِرَةِ · بِالْحَافِلَةِ</w:t>
             </w:r>
           </w:p>
           <w:p>
@@ -32402,7 +32402,7 @@
                 <w:szCs w:val="28"/>
                 <w:rtl/>
               </w:rPr>
-              <w:t xml:space="preserve">فِي الْبِدَايَةِ · بَعْدَ ذَلِكَ · فِي النِّهَايَةِ</w:t>
+              <w:t xml:space="preserve">فِي البِدَايَةِ · بَعْدَ ذَلِكَ · فِي النِّهَايَةِ</w:t>
             </w:r>
           </w:p>
           <w:p>
@@ -33011,7 +33011,7 @@
                 <w:szCs w:val="27"/>
                 <w:rtl/>
               </w:rPr>
-              <w:t xml:space="preserve">مَحَطَّةٌ</w:t>
+              <w:t xml:space="preserve">مَحَطَّةٌ</w:t>
             </w:r>
           </w:p>
         </w:tc>
@@ -33207,7 +33207,7 @@
                 <w:szCs w:val="27"/>
                 <w:rtl/>
               </w:rPr>
-              <w:t xml:space="preserve">سَيَّارَةٌ</w:t>
+              <w:t xml:space="preserve">سَيَّارَةٌ</w:t>
             </w:r>
           </w:p>
         </w:tc>
@@ -33892,7 +33892,7 @@
                 <w:szCs w:val="28"/>
                 <w:rtl/>
               </w:rPr>
-              <w:t xml:space="preserve">كَيْفَ تُسَافِرُ إِلَى إِسْطَنْبُولَ</w:t>
+              <w:t xml:space="preserve">كَيْف تُسَافِرُ إِلَى إِسْطَنْبُول</w:t>
             </w:r>
           </w:p>
           <w:p>
@@ -34096,7 +34096,7 @@
                 <w:szCs w:val="28"/>
                 <w:rtl/>
               </w:rPr>
-              <w:t xml:space="preserve">مَا هَذِهِ الْوَسِيلَةُ؟ · بِمَاذَا تَذْهَبُ إِلَى الْمَدْرَسَةِ</w:t>
+              <w:t xml:space="preserve">مَا هَذِهِ الوَسِيلَةُ؟ · بِمَاذَا تَذْهَبُ إِلَى المَدْرَسَةِ</w:t>
             </w:r>
           </w:p>
           <w:p>
@@ -34221,7 +34221,7 @@
                 <w:szCs w:val="32"/>
                 <w:rtl/>
               </w:rPr>
-              <w:t xml:space="preserve">رِحْلَتِي إِلَى إِسْطَنْبُولَ</w:t>
+              <w:t xml:space="preserve">رِحْلَتِي إِلَى إِسْطَنْبُول</w:t>
             </w:r>
           </w:p>
           <w:p>
@@ -34239,7 +34239,7 @@
                 <w:szCs w:val="29"/>
                 <w:rtl/>
               </w:rPr>
-              <w:t xml:space="preserve">أُحِبُّ السَّفَرَ كَثِيرًا؛ لِأَنَّ السَّفَرَ يُعَلِّمُنَا أَشْيَاءَ جَدِيدَةً.</w:t>
+              <w:t xml:space="preserve">أُحِبُّ السَّفَرَ كَثِيرًا؛ لِأَنَّ السَّفَرَ يُعَلِّمُنَا أَشْيَاءَ جَدِيدَةً.</w:t>
             </w:r>
           </w:p>
           <w:p>
@@ -34257,7 +34257,7 @@
                 <w:szCs w:val="29"/>
                 <w:rtl/>
               </w:rPr>
-              <w:t xml:space="preserve">فِي الْعُطْلَةِ الْمَاضِيَةِ سَافَرْتُ إِلَى إِسْطَنْبُولَ بِالْقِطَارِ مَعَ أُسْرَتِي.</w:t>
+              <w:t xml:space="preserve">فِي العُطْلَةِ المَاضِيَةِ سَافَرْتُ إِلَى إِسْطَنْبُول بِالْقِطَارِ مَعَ أُسْرَتِي.</w:t>
             </w:r>
           </w:p>
           <w:p>
@@ -34275,7 +34275,7 @@
                 <w:szCs w:val="29"/>
                 <w:rtl/>
               </w:rPr>
-              <w:t xml:space="preserve">فِي الْبِدَايَةِ ذَهَبْنَا إِلَى الْمَحَطَّةِ وَاشْتَرَيْنَا التَّذَاكِرَ.</w:t>
+              <w:t xml:space="preserve">فِي البِدَايَةِ ذَهَبْنَا إِلَى المَحَطَّةِ وَاشْتَرَيْنَا التَّذَاكِرَ.</w:t>
             </w:r>
           </w:p>
           <w:p>
@@ -34293,7 +34293,7 @@
                 <w:szCs w:val="29"/>
                 <w:rtl/>
               </w:rPr>
-              <w:t xml:space="preserve">بَعْدَ ذَلِكَ حَمَلْنَا الْحَقَائِبَ وَرَكِبْنَا الْقِطَارَ.</w:t>
+              <w:t xml:space="preserve">بَعْدَ ذَلِكَ حَمَلْنَا الحَقَائِبَ وَرَكِبْنَا القِطَارَ.</w:t>
             </w:r>
           </w:p>
           <w:p>
@@ -34311,7 +34311,7 @@
                 <w:szCs w:val="29"/>
                 <w:rtl/>
               </w:rPr>
-              <w:t xml:space="preserve">إِسْطَنْبُولُ مِنْ أَشْهَرِ الْمُدُنِ فِي الْعَالَمِ وَفِيهَا مَسَاجِدُ جَمِيلَةٌ.</w:t>
+              <w:t xml:space="preserve">إِسْطَنْبُول مِنْ أَشْهَرِ المُدُنِ فِي العَالَمِ وَفِيهَا مَسَاجِدُ جَمِيلَةٌ.</w:t>
             </w:r>
           </w:p>
           <w:p>
@@ -34329,7 +34329,7 @@
                 <w:szCs w:val="29"/>
                 <w:rtl/>
               </w:rPr>
-              <w:t xml:space="preserve">حَجَزْنَا غُرْفَةً فِي فُنْدُقٍ قَرِيبٍ مِنَ الْبَحْرِ.</w:t>
+              <w:t xml:space="preserve">حَجَزْنَا غُرْفَةً فِي فُنْدُقٍ قَرِيبٍ مِن البَحْرِ.</w:t>
             </w:r>
           </w:p>
           <w:p>
@@ -34347,7 +34347,7 @@
                 <w:szCs w:val="29"/>
                 <w:rtl/>
               </w:rPr>
-              <w:t xml:space="preserve">فِي النِّهَايَةِ رَجَعْنَا إِلَى مَدِينَتِنَا وَنَحْنُ سُعَدَاءُ.</w:t>
+              <w:t xml:space="preserve">فِي النِّهَايَةِ رَجَعْنَا إِلَى مَدِينَتِنَا وَنَحْنُ سُعَدَاءُ.</w:t>
             </w:r>
           </w:p>
         </w:tc>
@@ -34457,7 +34457,7 @@
           <w:szCs w:val="28"/>
           <w:rtl/>
         </w:rPr>
-        <w:t xml:space="preserve">بِمَاذَا سَافَرَ الْكَاتِبُ</w:t>
+        <w:t xml:space="preserve">بِمَاذَا سَافَرَ الكَاتِبُ</w:t>
       </w:r>
     </w:p>
     <w:p>
@@ -34489,7 +34489,7 @@
           <w:szCs w:val="28"/>
           <w:rtl/>
         </w:rPr>
-        <w:t xml:space="preserve">لِمَاذَا يُحِبُّ السَّفَرَ</w:t>
+        <w:t xml:space="preserve">لِمَاذَا يُحِبُّ السَّفَرَ</w:t>
       </w:r>
     </w:p>
     <w:p>
@@ -34630,7 +34630,7 @@
                 <w:szCs w:val="32"/>
                 <w:rtl/>
               </w:rPr>
-              <w:t xml:space="preserve">فِي شُبَّاكِ التَّذَاكِرِ</w:t>
+              <w:t xml:space="preserve">فِي شُبَّاكِ التَّذَاكِرِ</w:t>
             </w:r>
           </w:p>
           <w:p>
@@ -34648,7 +34648,7 @@
                 <w:szCs w:val="29"/>
                 <w:rtl/>
               </w:rPr>
-              <w:t xml:space="preserve">ـ مِنْ فَضْلِكَ، أُرِيدُ تَذْكِرَةً إِلَى أَنْقَرَةَ.</w:t>
+              <w:t xml:space="preserve">ـ مِنْ فَضْلِكَ، أُرِيدُ تَذْكِرَةً إِلَى أَنْقَرَة.</w:t>
             </w:r>
           </w:p>
           <w:p>
@@ -34684,7 +34684,7 @@
                 <w:szCs w:val="29"/>
                 <w:rtl/>
               </w:rPr>
-              <w:t xml:space="preserve">ـ بِالْقِطَارِ. كَمِ الثَّمَنُ؟</w:t>
+              <w:t xml:space="preserve">ـ بِالْقِطَارِ. كَم الثَّمَنُ؟</w:t>
             </w:r>
           </w:p>
           <w:p>
@@ -34702,7 +34702,7 @@
                 <w:szCs w:val="29"/>
                 <w:rtl/>
               </w:rPr>
-              <w:t xml:space="preserve">ـ مِائَتَانِ وَخَمْسُونَ لِيرَةً. تَفَضَّلْ.</w:t>
+              <w:t xml:space="preserve">ـ مِائَتَانِ وَخَمْسُونَ لِيرَةً. تَفَضَّلْ.</w:t>
             </w:r>
           </w:p>
         </w:tc>
@@ -34938,7 +34938,7 @@
           <w:szCs w:val="28"/>
           <w:rtl/>
         </w:rPr>
-        <w:t xml:space="preserve">نُسَافِرُ بِالْقِطَارِ؛ لِأَنَّهُ أَرْخَصُ وَأَرْيَحُ</w:t>
+        <w:t xml:space="preserve">نُسَافِرُ بِالْقِطَارِ؛ لِأَنَّهُ أَرْخَصُ وَأَرْيَحُ</w:t>
       </w:r>
     </w:p>
     <w:p>
@@ -34970,7 +34970,7 @@
           <w:szCs w:val="28"/>
           <w:rtl/>
         </w:rPr>
-        <w:t xml:space="preserve">فِي الْيَوْمِ الْأَوَّلِ نَزُورُ الْمَتْحَفَ</w:t>
+        <w:t xml:space="preserve">فِي اليَوْمِ الأَوَّلِ نَزُورُ المَتْحَفَ</w:t>
       </w:r>
     </w:p>
     <w:p>
@@ -35158,7 +35158,7 @@
                 <w:szCs w:val="28"/>
                 <w:rtl/>
               </w:rPr>
-              <w:t xml:space="preserve">سَافَرْتُ بِالْقِطَارِ؛ لِأَنَّهُ أَسْرَعُ</w:t>
+              <w:t xml:space="preserve">سَافَرْتُ بِالْقِطَارِ؛ لِأَنَّهُ أَسْرَعُ</w:t>
             </w:r>
           </w:p>
           <w:p>
@@ -36196,7 +36196,7 @@
                 <w:szCs w:val="28"/>
                 <w:rtl/>
               </w:rPr>
-              <w:t xml:space="preserve">اَلطَّائِرَةُ أَسْرَعُ مِنَ الْقِطَارِ، وَلَكِنَّهَا أَغْلَى</w:t>
+              <w:t xml:space="preserve">اَلطَّائِرَةُ أَسْرَعُ مِن القِطَارِ، وَلَكِنَّهَا أَغْلَى</w:t>
             </w:r>
           </w:p>
           <w:p>

--- a/dosyalar/gunluk-plan/arapca-gunluk-ders-planlari-5-10.docx
+++ b/dosyalar/gunluk-plan/arapca-gunluk-ders-planlari-5-10.docx
@@ -1699,7 +1699,7 @@
             </w:r>
             <w:r>
               <w:rPr>
-                <w:rFonts w:ascii="Markazi Text" w:cs="Markazi Text" w:eastAsia="Markazi Text" w:hAnsi="Markazi Text"/>
+                <w:rFonts w:ascii="Arakom" w:cs="Arakom" w:eastAsia="Arakom" w:hAnsi="Arakom"/>
                 <w:b w:val="false"/>
                 <w:bCs w:val="false"/>
                 <w:color w:val="111111"/>
@@ -1731,7 +1731,7 @@
             </w:r>
             <w:r>
               <w:rPr>
-                <w:rFonts w:ascii="Markazi Text" w:cs="Markazi Text" w:eastAsia="Markazi Text" w:hAnsi="Markazi Text"/>
+                <w:rFonts w:ascii="Arakom" w:cs="Arakom" w:eastAsia="Arakom" w:hAnsi="Arakom"/>
                 <w:b w:val="false"/>
                 <w:bCs w:val="false"/>
                 <w:color w:val="111111"/>
@@ -1763,7 +1763,7 @@
             </w:r>
             <w:r>
               <w:rPr>
-                <w:rFonts w:ascii="Markazi Text" w:cs="Markazi Text" w:eastAsia="Markazi Text" w:hAnsi="Markazi Text"/>
+                <w:rFonts w:ascii="Arakom" w:cs="Arakom" w:eastAsia="Arakom" w:hAnsi="Arakom"/>
                 <w:b w:val="false"/>
                 <w:bCs w:val="false"/>
                 <w:color w:val="111111"/>
@@ -1795,7 +1795,7 @@
             </w:r>
             <w:r>
               <w:rPr>
-                <w:rFonts w:ascii="Markazi Text" w:cs="Markazi Text" w:eastAsia="Markazi Text" w:hAnsi="Markazi Text"/>
+                <w:rFonts w:ascii="Arakom" w:cs="Arakom" w:eastAsia="Arakom" w:hAnsi="Arakom"/>
                 <w:b w:val="false"/>
                 <w:bCs w:val="false"/>
                 <w:color w:val="111111"/>
@@ -2020,7 +2020,7 @@
             </w:pPr>
             <w:r>
               <w:rPr>
-                <w:rFonts w:ascii="Markazi Text" w:cs="Markazi Text" w:eastAsia="Markazi Text" w:hAnsi="Markazi Text"/>
+                <w:rFonts w:ascii="Arakom" w:cs="Arakom" w:eastAsia="Arakom" w:hAnsi="Arakom"/>
                 <w:b w:val="false"/>
                 <w:bCs w:val="false"/>
                 <w:color w:val="111111"/>
@@ -2082,7 +2082,7 @@
             </w:pPr>
             <w:r>
               <w:rPr>
-                <w:rFonts w:ascii="Markazi Text" w:cs="Markazi Text" w:eastAsia="Markazi Text" w:hAnsi="Markazi Text"/>
+                <w:rFonts w:ascii="Arakom" w:cs="Arakom" w:eastAsia="Arakom" w:hAnsi="Arakom"/>
                 <w:b w:val="false"/>
                 <w:bCs w:val="false"/>
                 <w:color w:val="111111"/>
@@ -2149,7 +2149,7 @@
             </w:pPr>
             <w:r>
               <w:rPr>
-                <w:rFonts w:ascii="Markazi Text" w:cs="Markazi Text" w:eastAsia="Markazi Text" w:hAnsi="Markazi Text"/>
+                <w:rFonts w:ascii="Arakom" w:cs="Arakom" w:eastAsia="Arakom" w:hAnsi="Arakom"/>
                 <w:b w:val="false"/>
                 <w:bCs w:val="false"/>
                 <w:color w:val="111111"/>
@@ -2211,7 +2211,7 @@
             </w:pPr>
             <w:r>
               <w:rPr>
-                <w:rFonts w:ascii="Markazi Text" w:cs="Markazi Text" w:eastAsia="Markazi Text" w:hAnsi="Markazi Text"/>
+                <w:rFonts w:ascii="Arakom" w:cs="Arakom" w:eastAsia="Arakom" w:hAnsi="Arakom"/>
                 <w:b w:val="false"/>
                 <w:bCs w:val="false"/>
                 <w:color w:val="111111"/>
@@ -2278,7 +2278,7 @@
             </w:pPr>
             <w:r>
               <w:rPr>
-                <w:rFonts w:ascii="Markazi Text" w:cs="Markazi Text" w:eastAsia="Markazi Text" w:hAnsi="Markazi Text"/>
+                <w:rFonts w:ascii="Arakom" w:cs="Arakom" w:eastAsia="Arakom" w:hAnsi="Arakom"/>
                 <w:b w:val="false"/>
                 <w:bCs w:val="false"/>
                 <w:color w:val="111111"/>
@@ -2340,7 +2340,7 @@
             </w:pPr>
             <w:r>
               <w:rPr>
-                <w:rFonts w:ascii="Markazi Text" w:cs="Markazi Text" w:eastAsia="Markazi Text" w:hAnsi="Markazi Text"/>
+                <w:rFonts w:ascii="Arakom" w:cs="Arakom" w:eastAsia="Arakom" w:hAnsi="Arakom"/>
                 <w:b w:val="false"/>
                 <w:bCs w:val="false"/>
                 <w:color w:val="111111"/>
@@ -2407,7 +2407,7 @@
             </w:pPr>
             <w:r>
               <w:rPr>
-                <w:rFonts w:ascii="Markazi Text" w:cs="Markazi Text" w:eastAsia="Markazi Text" w:hAnsi="Markazi Text"/>
+                <w:rFonts w:ascii="Arakom" w:cs="Arakom" w:eastAsia="Arakom" w:hAnsi="Arakom"/>
                 <w:b w:val="false"/>
                 <w:bCs w:val="false"/>
                 <w:color w:val="111111"/>
@@ -2469,7 +2469,7 @@
             </w:pPr>
             <w:r>
               <w:rPr>
-                <w:rFonts w:ascii="Markazi Text" w:cs="Markazi Text" w:eastAsia="Markazi Text" w:hAnsi="Markazi Text"/>
+                <w:rFonts w:ascii="Arakom" w:cs="Arakom" w:eastAsia="Arakom" w:hAnsi="Arakom"/>
                 <w:b w:val="false"/>
                 <w:bCs w:val="false"/>
                 <w:color w:val="111111"/>
@@ -2536,7 +2536,7 @@
             </w:pPr>
             <w:r>
               <w:rPr>
-                <w:rFonts w:ascii="Markazi Text" w:cs="Markazi Text" w:eastAsia="Markazi Text" w:hAnsi="Markazi Text"/>
+                <w:rFonts w:ascii="Arakom" w:cs="Arakom" w:eastAsia="Arakom" w:hAnsi="Arakom"/>
                 <w:b w:val="false"/>
                 <w:bCs w:val="false"/>
                 <w:color w:val="111111"/>
@@ -2598,7 +2598,7 @@
             </w:pPr>
             <w:r>
               <w:rPr>
-                <w:rFonts w:ascii="Markazi Text" w:cs="Markazi Text" w:eastAsia="Markazi Text" w:hAnsi="Markazi Text"/>
+                <w:rFonts w:ascii="Arakom" w:cs="Arakom" w:eastAsia="Arakom" w:hAnsi="Arakom"/>
                 <w:b w:val="false"/>
                 <w:bCs w:val="false"/>
                 <w:color w:val="111111"/>
@@ -2665,7 +2665,7 @@
             </w:pPr>
             <w:r>
               <w:rPr>
-                <w:rFonts w:ascii="Markazi Text" w:cs="Markazi Text" w:eastAsia="Markazi Text" w:hAnsi="Markazi Text"/>
+                <w:rFonts w:ascii="Arakom" w:cs="Arakom" w:eastAsia="Arakom" w:hAnsi="Arakom"/>
                 <w:b w:val="false"/>
                 <w:bCs w:val="false"/>
                 <w:color w:val="111111"/>
@@ -2727,7 +2727,7 @@
             </w:pPr>
             <w:r>
               <w:rPr>
-                <w:rFonts w:ascii="Markazi Text" w:cs="Markazi Text" w:eastAsia="Markazi Text" w:hAnsi="Markazi Text"/>
+                <w:rFonts w:ascii="Arakom" w:cs="Arakom" w:eastAsia="Arakom" w:hAnsi="Arakom"/>
                 <w:b w:val="false"/>
                 <w:bCs w:val="false"/>
                 <w:color w:val="111111"/>
@@ -2794,7 +2794,7 @@
             </w:pPr>
             <w:r>
               <w:rPr>
-                <w:rFonts w:ascii="Markazi Text" w:cs="Markazi Text" w:eastAsia="Markazi Text" w:hAnsi="Markazi Text"/>
+                <w:rFonts w:ascii="Arakom" w:cs="Arakom" w:eastAsia="Arakom" w:hAnsi="Arakom"/>
                 <w:b w:val="false"/>
                 <w:bCs w:val="false"/>
                 <w:color w:val="111111"/>
@@ -2856,7 +2856,7 @@
             </w:pPr>
             <w:r>
               <w:rPr>
-                <w:rFonts w:ascii="Markazi Text" w:cs="Markazi Text" w:eastAsia="Markazi Text" w:hAnsi="Markazi Text"/>
+                <w:rFonts w:ascii="Arakom" w:cs="Arakom" w:eastAsia="Arakom" w:hAnsi="Arakom"/>
                 <w:b w:val="false"/>
                 <w:bCs w:val="false"/>
                 <w:color w:val="111111"/>
@@ -2923,7 +2923,7 @@
             </w:pPr>
             <w:r>
               <w:rPr>
-                <w:rFonts w:ascii="Markazi Text" w:cs="Markazi Text" w:eastAsia="Markazi Text" w:hAnsi="Markazi Text"/>
+                <w:rFonts w:ascii="Arakom" w:cs="Arakom" w:eastAsia="Arakom" w:hAnsi="Arakom"/>
                 <w:b w:val="false"/>
                 <w:bCs w:val="false"/>
                 <w:color w:val="111111"/>
@@ -2985,7 +2985,7 @@
             </w:pPr>
             <w:r>
               <w:rPr>
-                <w:rFonts w:ascii="Markazi Text" w:cs="Markazi Text" w:eastAsia="Markazi Text" w:hAnsi="Markazi Text"/>
+                <w:rFonts w:ascii="Arakom" w:cs="Arakom" w:eastAsia="Arakom" w:hAnsi="Arakom"/>
                 <w:b w:val="false"/>
                 <w:bCs w:val="false"/>
                 <w:color w:val="111111"/>
@@ -3221,7 +3221,7 @@
             </w:r>
             <w:r>
               <w:rPr>
-                <w:rFonts w:ascii="Markazi Text" w:cs="Markazi Text" w:eastAsia="Markazi Text" w:hAnsi="Markazi Text"/>
+                <w:rFonts w:ascii="Arakom" w:cs="Arakom" w:eastAsia="Arakom" w:hAnsi="Arakom"/>
                 <w:b w:val="false"/>
                 <w:bCs w:val="false"/>
                 <w:color w:val="111111"/>
@@ -3425,7 +3425,7 @@
             </w:r>
             <w:r>
               <w:rPr>
-                <w:rFonts w:ascii="Markazi Text" w:cs="Markazi Text" w:eastAsia="Markazi Text" w:hAnsi="Markazi Text"/>
+                <w:rFonts w:ascii="Arakom" w:cs="Arakom" w:eastAsia="Arakom" w:hAnsi="Arakom"/>
                 <w:b w:val="false"/>
                 <w:bCs w:val="false"/>
                 <w:color w:val="111111"/>
@@ -3550,7 +3550,7 @@
             </w:pPr>
             <w:r>
               <w:rPr>
-                <w:rFonts w:ascii="Markazi Text" w:cs="Markazi Text" w:eastAsia="Markazi Text" w:hAnsi="Markazi Text"/>
+                <w:rFonts w:ascii="Arakom" w:cs="Arakom" w:eastAsia="Arakom" w:hAnsi="Arakom"/>
                 <w:b/>
                 <w:bCs/>
                 <w:color w:val="111111"/>
@@ -3568,7 +3568,7 @@
             </w:pPr>
             <w:r>
               <w:rPr>
-                <w:rFonts w:ascii="Markazi Text" w:cs="Markazi Text" w:eastAsia="Markazi Text" w:hAnsi="Markazi Text"/>
+                <w:rFonts w:ascii="Arakom" w:cs="Arakom" w:eastAsia="Arakom" w:hAnsi="Arakom"/>
                 <w:b w:val="false"/>
                 <w:bCs w:val="false"/>
                 <w:color w:val="111111"/>
@@ -3586,7 +3586,7 @@
             </w:pPr>
             <w:r>
               <w:rPr>
-                <w:rFonts w:ascii="Markazi Text" w:cs="Markazi Text" w:eastAsia="Markazi Text" w:hAnsi="Markazi Text"/>
+                <w:rFonts w:ascii="Arakom" w:cs="Arakom" w:eastAsia="Arakom" w:hAnsi="Arakom"/>
                 <w:b w:val="false"/>
                 <w:bCs w:val="false"/>
                 <w:color w:val="111111"/>
@@ -3604,7 +3604,7 @@
             </w:pPr>
             <w:r>
               <w:rPr>
-                <w:rFonts w:ascii="Markazi Text" w:cs="Markazi Text" w:eastAsia="Markazi Text" w:hAnsi="Markazi Text"/>
+                <w:rFonts w:ascii="Arakom" w:cs="Arakom" w:eastAsia="Arakom" w:hAnsi="Arakom"/>
                 <w:b w:val="false"/>
                 <w:bCs w:val="false"/>
                 <w:color w:val="111111"/>
@@ -3622,7 +3622,7 @@
             </w:pPr>
             <w:r>
               <w:rPr>
-                <w:rFonts w:ascii="Markazi Text" w:cs="Markazi Text" w:eastAsia="Markazi Text" w:hAnsi="Markazi Text"/>
+                <w:rFonts w:ascii="Arakom" w:cs="Arakom" w:eastAsia="Arakom" w:hAnsi="Arakom"/>
                 <w:b w:val="false"/>
                 <w:bCs w:val="false"/>
                 <w:color w:val="111111"/>
@@ -3640,7 +3640,7 @@
             </w:pPr>
             <w:r>
               <w:rPr>
-                <w:rFonts w:ascii="Markazi Text" w:cs="Markazi Text" w:eastAsia="Markazi Text" w:hAnsi="Markazi Text"/>
+                <w:rFonts w:ascii="Arakom" w:cs="Arakom" w:eastAsia="Arakom" w:hAnsi="Arakom"/>
                 <w:b w:val="false"/>
                 <w:bCs w:val="false"/>
                 <w:color w:val="111111"/>
@@ -3769,7 +3769,7 @@
       </w:r>
       <w:r>
         <w:rPr>
-          <w:rFonts w:ascii="Markazi Text" w:cs="Markazi Text" w:eastAsia="Markazi Text" w:hAnsi="Markazi Text"/>
+          <w:rFonts w:ascii="Arakom" w:cs="Arakom" w:eastAsia="Arakom" w:hAnsi="Arakom"/>
           <w:b w:val="false"/>
           <w:bCs w:val="false"/>
           <w:color w:val="111111"/>
@@ -3801,7 +3801,7 @@
       </w:r>
       <w:r>
         <w:rPr>
-          <w:rFonts w:ascii="Markazi Text" w:cs="Markazi Text" w:eastAsia="Markazi Text" w:hAnsi="Markazi Text"/>
+          <w:rFonts w:ascii="Arakom" w:cs="Arakom" w:eastAsia="Arakom" w:hAnsi="Arakom"/>
           <w:b w:val="false"/>
           <w:bCs w:val="false"/>
           <w:color w:val="111111"/>
@@ -3946,7 +3946,7 @@
       </w:r>
       <w:r>
         <w:rPr>
-          <w:rFonts w:ascii="Markazi Text" w:cs="Markazi Text" w:eastAsia="Markazi Text" w:hAnsi="Markazi Text"/>
+          <w:rFonts w:ascii="Arakom" w:cs="Arakom" w:eastAsia="Arakom" w:hAnsi="Arakom"/>
           <w:b w:val="false"/>
           <w:bCs w:val="false"/>
           <w:color w:val="111111"/>
@@ -4087,7 +4087,7 @@
             </w:pPr>
             <w:r>
               <w:rPr>
-                <w:rFonts w:ascii="Markazi Text" w:cs="Markazi Text" w:eastAsia="Markazi Text" w:hAnsi="Markazi Text"/>
+                <w:rFonts w:ascii="Arakom" w:cs="Arakom" w:eastAsia="Arakom" w:hAnsi="Arakom"/>
                 <w:b/>
                 <w:bCs/>
                 <w:color w:val="111111"/>
@@ -4105,7 +4105,7 @@
             </w:pPr>
             <w:r>
               <w:rPr>
-                <w:rFonts w:ascii="Markazi Text" w:cs="Markazi Text" w:eastAsia="Markazi Text" w:hAnsi="Markazi Text"/>
+                <w:rFonts w:ascii="Arakom" w:cs="Arakom" w:eastAsia="Arakom" w:hAnsi="Arakom"/>
                 <w:b w:val="false"/>
                 <w:bCs w:val="false"/>
                 <w:color w:val="111111"/>
@@ -4123,7 +4123,7 @@
             </w:pPr>
             <w:r>
               <w:rPr>
-                <w:rFonts w:ascii="Markazi Text" w:cs="Markazi Text" w:eastAsia="Markazi Text" w:hAnsi="Markazi Text"/>
+                <w:rFonts w:ascii="Arakom" w:cs="Arakom" w:eastAsia="Arakom" w:hAnsi="Arakom"/>
                 <w:b w:val="false"/>
                 <w:bCs w:val="false"/>
                 <w:color w:val="111111"/>
@@ -4141,7 +4141,7 @@
             </w:pPr>
             <w:r>
               <w:rPr>
-                <w:rFonts w:ascii="Markazi Text" w:cs="Markazi Text" w:eastAsia="Markazi Text" w:hAnsi="Markazi Text"/>
+                <w:rFonts w:ascii="Arakom" w:cs="Arakom" w:eastAsia="Arakom" w:hAnsi="Arakom"/>
                 <w:b w:val="false"/>
                 <w:bCs w:val="false"/>
                 <w:color w:val="111111"/>
@@ -4159,7 +4159,7 @@
             </w:pPr>
             <w:r>
               <w:rPr>
-                <w:rFonts w:ascii="Markazi Text" w:cs="Markazi Text" w:eastAsia="Markazi Text" w:hAnsi="Markazi Text"/>
+                <w:rFonts w:ascii="Arakom" w:cs="Arakom" w:eastAsia="Arakom" w:hAnsi="Arakom"/>
                 <w:b w:val="false"/>
                 <w:bCs w:val="false"/>
                 <w:color w:val="111111"/>
@@ -4425,7 +4425,7 @@
             </w:r>
             <w:r>
               <w:rPr>
-                <w:rFonts w:ascii="Markazi Text" w:cs="Markazi Text" w:eastAsia="Markazi Text" w:hAnsi="Markazi Text"/>
+                <w:rFonts w:ascii="Arakom" w:cs="Arakom" w:eastAsia="Arakom" w:hAnsi="Arakom"/>
                 <w:b w:val="false"/>
                 <w:bCs w:val="false"/>
                 <w:color w:val="111111"/>
@@ -5444,7 +5444,7 @@
             </w:r>
             <w:r>
               <w:rPr>
-                <w:rFonts w:ascii="Markazi Text" w:cs="Markazi Text" w:eastAsia="Markazi Text" w:hAnsi="Markazi Text"/>
+                <w:rFonts w:ascii="Arakom" w:cs="Arakom" w:eastAsia="Arakom" w:hAnsi="Arakom"/>
                 <w:b w:val="false"/>
                 <w:bCs w:val="false"/>
                 <w:color w:val="111111"/>
@@ -7931,7 +7931,7 @@
             </w:r>
             <w:r>
               <w:rPr>
-                <w:rFonts w:ascii="Markazi Text" w:cs="Markazi Text" w:eastAsia="Markazi Text" w:hAnsi="Markazi Text"/>
+                <w:rFonts w:ascii="Arakom" w:cs="Arakom" w:eastAsia="Arakom" w:hAnsi="Arakom"/>
                 <w:b w:val="false"/>
                 <w:bCs w:val="false"/>
                 <w:color w:val="111111"/>
@@ -7963,7 +7963,7 @@
             </w:r>
             <w:r>
               <w:rPr>
-                <w:rFonts w:ascii="Markazi Text" w:cs="Markazi Text" w:eastAsia="Markazi Text" w:hAnsi="Markazi Text"/>
+                <w:rFonts w:ascii="Arakom" w:cs="Arakom" w:eastAsia="Arakom" w:hAnsi="Arakom"/>
                 <w:b w:val="false"/>
                 <w:bCs w:val="false"/>
                 <w:color w:val="111111"/>
@@ -7995,7 +7995,7 @@
             </w:r>
             <w:r>
               <w:rPr>
-                <w:rFonts w:ascii="Markazi Text" w:cs="Markazi Text" w:eastAsia="Markazi Text" w:hAnsi="Markazi Text"/>
+                <w:rFonts w:ascii="Arakom" w:cs="Arakom" w:eastAsia="Arakom" w:hAnsi="Arakom"/>
                 <w:b w:val="false"/>
                 <w:bCs w:val="false"/>
                 <w:color w:val="111111"/>
@@ -8027,7 +8027,7 @@
             </w:r>
             <w:r>
               <w:rPr>
-                <w:rFonts w:ascii="Markazi Text" w:cs="Markazi Text" w:eastAsia="Markazi Text" w:hAnsi="Markazi Text"/>
+                <w:rFonts w:ascii="Arakom" w:cs="Arakom" w:eastAsia="Arakom" w:hAnsi="Arakom"/>
                 <w:b w:val="false"/>
                 <w:bCs w:val="false"/>
                 <w:color w:val="111111"/>
@@ -8252,7 +8252,7 @@
             </w:pPr>
             <w:r>
               <w:rPr>
-                <w:rFonts w:ascii="Markazi Text" w:cs="Markazi Text" w:eastAsia="Markazi Text" w:hAnsi="Markazi Text"/>
+                <w:rFonts w:ascii="Arakom" w:cs="Arakom" w:eastAsia="Arakom" w:hAnsi="Arakom"/>
                 <w:b w:val="false"/>
                 <w:bCs w:val="false"/>
                 <w:color w:val="111111"/>
@@ -8314,7 +8314,7 @@
             </w:pPr>
             <w:r>
               <w:rPr>
-                <w:rFonts w:ascii="Markazi Text" w:cs="Markazi Text" w:eastAsia="Markazi Text" w:hAnsi="Markazi Text"/>
+                <w:rFonts w:ascii="Arakom" w:cs="Arakom" w:eastAsia="Arakom" w:hAnsi="Arakom"/>
                 <w:b w:val="false"/>
                 <w:bCs w:val="false"/>
                 <w:color w:val="111111"/>
@@ -8381,7 +8381,7 @@
             </w:pPr>
             <w:r>
               <w:rPr>
-                <w:rFonts w:ascii="Markazi Text" w:cs="Markazi Text" w:eastAsia="Markazi Text" w:hAnsi="Markazi Text"/>
+                <w:rFonts w:ascii="Arakom" w:cs="Arakom" w:eastAsia="Arakom" w:hAnsi="Arakom"/>
                 <w:b w:val="false"/>
                 <w:bCs w:val="false"/>
                 <w:color w:val="111111"/>
@@ -8443,7 +8443,7 @@
             </w:pPr>
             <w:r>
               <w:rPr>
-                <w:rFonts w:ascii="Markazi Text" w:cs="Markazi Text" w:eastAsia="Markazi Text" w:hAnsi="Markazi Text"/>
+                <w:rFonts w:ascii="Arakom" w:cs="Arakom" w:eastAsia="Arakom" w:hAnsi="Arakom"/>
                 <w:b w:val="false"/>
                 <w:bCs w:val="false"/>
                 <w:color w:val="111111"/>
@@ -8510,7 +8510,7 @@
             </w:pPr>
             <w:r>
               <w:rPr>
-                <w:rFonts w:ascii="Markazi Text" w:cs="Markazi Text" w:eastAsia="Markazi Text" w:hAnsi="Markazi Text"/>
+                <w:rFonts w:ascii="Arakom" w:cs="Arakom" w:eastAsia="Arakom" w:hAnsi="Arakom"/>
                 <w:b w:val="false"/>
                 <w:bCs w:val="false"/>
                 <w:color w:val="111111"/>
@@ -8572,7 +8572,7 @@
             </w:pPr>
             <w:r>
               <w:rPr>
-                <w:rFonts w:ascii="Markazi Text" w:cs="Markazi Text" w:eastAsia="Markazi Text" w:hAnsi="Markazi Text"/>
+                <w:rFonts w:ascii="Arakom" w:cs="Arakom" w:eastAsia="Arakom" w:hAnsi="Arakom"/>
                 <w:b w:val="false"/>
                 <w:bCs w:val="false"/>
                 <w:color w:val="111111"/>
@@ -8639,7 +8639,7 @@
             </w:pPr>
             <w:r>
               <w:rPr>
-                <w:rFonts w:ascii="Markazi Text" w:cs="Markazi Text" w:eastAsia="Markazi Text" w:hAnsi="Markazi Text"/>
+                <w:rFonts w:ascii="Arakom" w:cs="Arakom" w:eastAsia="Arakom" w:hAnsi="Arakom"/>
                 <w:b w:val="false"/>
                 <w:bCs w:val="false"/>
                 <w:color w:val="111111"/>
@@ -8701,7 +8701,7 @@
             </w:pPr>
             <w:r>
               <w:rPr>
-                <w:rFonts w:ascii="Markazi Text" w:cs="Markazi Text" w:eastAsia="Markazi Text" w:hAnsi="Markazi Text"/>
+                <w:rFonts w:ascii="Arakom" w:cs="Arakom" w:eastAsia="Arakom" w:hAnsi="Arakom"/>
                 <w:b w:val="false"/>
                 <w:bCs w:val="false"/>
                 <w:color w:val="111111"/>
@@ -8768,7 +8768,7 @@
             </w:pPr>
             <w:r>
               <w:rPr>
-                <w:rFonts w:ascii="Markazi Text" w:cs="Markazi Text" w:eastAsia="Markazi Text" w:hAnsi="Markazi Text"/>
+                <w:rFonts w:ascii="Arakom" w:cs="Arakom" w:eastAsia="Arakom" w:hAnsi="Arakom"/>
                 <w:b w:val="false"/>
                 <w:bCs w:val="false"/>
                 <w:color w:val="111111"/>
@@ -8830,7 +8830,7 @@
             </w:pPr>
             <w:r>
               <w:rPr>
-                <w:rFonts w:ascii="Markazi Text" w:cs="Markazi Text" w:eastAsia="Markazi Text" w:hAnsi="Markazi Text"/>
+                <w:rFonts w:ascii="Arakom" w:cs="Arakom" w:eastAsia="Arakom" w:hAnsi="Arakom"/>
                 <w:b w:val="false"/>
                 <w:bCs w:val="false"/>
                 <w:color w:val="111111"/>
@@ -8897,7 +8897,7 @@
             </w:pPr>
             <w:r>
               <w:rPr>
-                <w:rFonts w:ascii="Markazi Text" w:cs="Markazi Text" w:eastAsia="Markazi Text" w:hAnsi="Markazi Text"/>
+                <w:rFonts w:ascii="Arakom" w:cs="Arakom" w:eastAsia="Arakom" w:hAnsi="Arakom"/>
                 <w:b w:val="false"/>
                 <w:bCs w:val="false"/>
                 <w:color w:val="111111"/>
@@ -8959,7 +8959,7 @@
             </w:pPr>
             <w:r>
               <w:rPr>
-                <w:rFonts w:ascii="Markazi Text" w:cs="Markazi Text" w:eastAsia="Markazi Text" w:hAnsi="Markazi Text"/>
+                <w:rFonts w:ascii="Arakom" w:cs="Arakom" w:eastAsia="Arakom" w:hAnsi="Arakom"/>
                 <w:b w:val="false"/>
                 <w:bCs w:val="false"/>
                 <w:color w:val="111111"/>
@@ -9026,7 +9026,7 @@
             </w:pPr>
             <w:r>
               <w:rPr>
-                <w:rFonts w:ascii="Markazi Text" w:cs="Markazi Text" w:eastAsia="Markazi Text" w:hAnsi="Markazi Text"/>
+                <w:rFonts w:ascii="Arakom" w:cs="Arakom" w:eastAsia="Arakom" w:hAnsi="Arakom"/>
                 <w:b w:val="false"/>
                 <w:bCs w:val="false"/>
                 <w:color w:val="111111"/>
@@ -9088,7 +9088,7 @@
             </w:pPr>
             <w:r>
               <w:rPr>
-                <w:rFonts w:ascii="Markazi Text" w:cs="Markazi Text" w:eastAsia="Markazi Text" w:hAnsi="Markazi Text"/>
+                <w:rFonts w:ascii="Arakom" w:cs="Arakom" w:eastAsia="Arakom" w:hAnsi="Arakom"/>
                 <w:b w:val="false"/>
                 <w:bCs w:val="false"/>
                 <w:color w:val="111111"/>
@@ -9155,7 +9155,7 @@
             </w:pPr>
             <w:r>
               <w:rPr>
-                <w:rFonts w:ascii="Markazi Text" w:cs="Markazi Text" w:eastAsia="Markazi Text" w:hAnsi="Markazi Text"/>
+                <w:rFonts w:ascii="Arakom" w:cs="Arakom" w:eastAsia="Arakom" w:hAnsi="Arakom"/>
                 <w:b w:val="false"/>
                 <w:bCs w:val="false"/>
                 <w:color w:val="111111"/>
@@ -9217,7 +9217,7 @@
             </w:pPr>
             <w:r>
               <w:rPr>
-                <w:rFonts w:ascii="Markazi Text" w:cs="Markazi Text" w:eastAsia="Markazi Text" w:hAnsi="Markazi Text"/>
+                <w:rFonts w:ascii="Arakom" w:cs="Arakom" w:eastAsia="Arakom" w:hAnsi="Arakom"/>
                 <w:b w:val="false"/>
                 <w:bCs w:val="false"/>
                 <w:color w:val="111111"/>
@@ -9453,7 +9453,7 @@
             </w:r>
             <w:r>
               <w:rPr>
-                <w:rFonts w:ascii="Markazi Text" w:cs="Markazi Text" w:eastAsia="Markazi Text" w:hAnsi="Markazi Text"/>
+                <w:rFonts w:ascii="Arakom" w:cs="Arakom" w:eastAsia="Arakom" w:hAnsi="Arakom"/>
                 <w:b w:val="false"/>
                 <w:bCs w:val="false"/>
                 <w:color w:val="111111"/>
@@ -9657,7 +9657,7 @@
             </w:r>
             <w:r>
               <w:rPr>
-                <w:rFonts w:ascii="Markazi Text" w:cs="Markazi Text" w:eastAsia="Markazi Text" w:hAnsi="Markazi Text"/>
+                <w:rFonts w:ascii="Arakom" w:cs="Arakom" w:eastAsia="Arakom" w:hAnsi="Arakom"/>
                 <w:b w:val="false"/>
                 <w:bCs w:val="false"/>
                 <w:color w:val="111111"/>
@@ -9782,7 +9782,7 @@
             </w:pPr>
             <w:r>
               <w:rPr>
-                <w:rFonts w:ascii="Markazi Text" w:cs="Markazi Text" w:eastAsia="Markazi Text" w:hAnsi="Markazi Text"/>
+                <w:rFonts w:ascii="Arakom" w:cs="Arakom" w:eastAsia="Arakom" w:hAnsi="Arakom"/>
                 <w:b/>
                 <w:bCs/>
                 <w:color w:val="111111"/>
@@ -9800,7 +9800,7 @@
             </w:pPr>
             <w:r>
               <w:rPr>
-                <w:rFonts w:ascii="Markazi Text" w:cs="Markazi Text" w:eastAsia="Markazi Text" w:hAnsi="Markazi Text"/>
+                <w:rFonts w:ascii="Arakom" w:cs="Arakom" w:eastAsia="Arakom" w:hAnsi="Arakom"/>
                 <w:b w:val="false"/>
                 <w:bCs w:val="false"/>
                 <w:color w:val="111111"/>
@@ -9818,7 +9818,7 @@
             </w:pPr>
             <w:r>
               <w:rPr>
-                <w:rFonts w:ascii="Markazi Text" w:cs="Markazi Text" w:eastAsia="Markazi Text" w:hAnsi="Markazi Text"/>
+                <w:rFonts w:ascii="Arakom" w:cs="Arakom" w:eastAsia="Arakom" w:hAnsi="Arakom"/>
                 <w:b w:val="false"/>
                 <w:bCs w:val="false"/>
                 <w:color w:val="111111"/>
@@ -9836,7 +9836,7 @@
             </w:pPr>
             <w:r>
               <w:rPr>
-                <w:rFonts w:ascii="Markazi Text" w:cs="Markazi Text" w:eastAsia="Markazi Text" w:hAnsi="Markazi Text"/>
+                <w:rFonts w:ascii="Arakom" w:cs="Arakom" w:eastAsia="Arakom" w:hAnsi="Arakom"/>
                 <w:b w:val="false"/>
                 <w:bCs w:val="false"/>
                 <w:color w:val="111111"/>
@@ -9854,7 +9854,7 @@
             </w:pPr>
             <w:r>
               <w:rPr>
-                <w:rFonts w:ascii="Markazi Text" w:cs="Markazi Text" w:eastAsia="Markazi Text" w:hAnsi="Markazi Text"/>
+                <w:rFonts w:ascii="Arakom" w:cs="Arakom" w:eastAsia="Arakom" w:hAnsi="Arakom"/>
                 <w:b w:val="false"/>
                 <w:bCs w:val="false"/>
                 <w:color w:val="111111"/>
@@ -9872,7 +9872,7 @@
             </w:pPr>
             <w:r>
               <w:rPr>
-                <w:rFonts w:ascii="Markazi Text" w:cs="Markazi Text" w:eastAsia="Markazi Text" w:hAnsi="Markazi Text"/>
+                <w:rFonts w:ascii="Arakom" w:cs="Arakom" w:eastAsia="Arakom" w:hAnsi="Arakom"/>
                 <w:b w:val="false"/>
                 <w:bCs w:val="false"/>
                 <w:color w:val="111111"/>
@@ -9890,7 +9890,7 @@
             </w:pPr>
             <w:r>
               <w:rPr>
-                <w:rFonts w:ascii="Markazi Text" w:cs="Markazi Text" w:eastAsia="Markazi Text" w:hAnsi="Markazi Text"/>
+                <w:rFonts w:ascii="Arakom" w:cs="Arakom" w:eastAsia="Arakom" w:hAnsi="Arakom"/>
                 <w:b w:val="false"/>
                 <w:bCs w:val="false"/>
                 <w:color w:val="111111"/>
@@ -10019,7 +10019,7 @@
       </w:r>
       <w:r>
         <w:rPr>
-          <w:rFonts w:ascii="Markazi Text" w:cs="Markazi Text" w:eastAsia="Markazi Text" w:hAnsi="Markazi Text"/>
+          <w:rFonts w:ascii="Arakom" w:cs="Arakom" w:eastAsia="Arakom" w:hAnsi="Arakom"/>
           <w:b w:val="false"/>
           <w:bCs w:val="false"/>
           <w:color w:val="111111"/>
@@ -10051,7 +10051,7 @@
       </w:r>
       <w:r>
         <w:rPr>
-          <w:rFonts w:ascii="Markazi Text" w:cs="Markazi Text" w:eastAsia="Markazi Text" w:hAnsi="Markazi Text"/>
+          <w:rFonts w:ascii="Arakom" w:cs="Arakom" w:eastAsia="Arakom" w:hAnsi="Arakom"/>
           <w:b w:val="false"/>
           <w:bCs w:val="false"/>
           <w:color w:val="111111"/>
@@ -10177,7 +10177,7 @@
       </w:r>
       <w:r>
         <w:rPr>
-          <w:rFonts w:ascii="Markazi Text" w:cs="Markazi Text" w:eastAsia="Markazi Text" w:hAnsi="Markazi Text"/>
+          <w:rFonts w:ascii="Arakom" w:cs="Arakom" w:eastAsia="Arakom" w:hAnsi="Arakom"/>
           <w:b w:val="false"/>
           <w:bCs w:val="false"/>
           <w:color w:val="111111"/>
@@ -10360,7 +10360,7 @@
       </w:r>
       <w:r>
         <w:rPr>
-          <w:rFonts w:ascii="Markazi Text" w:cs="Markazi Text" w:eastAsia="Markazi Text" w:hAnsi="Markazi Text"/>
+          <w:rFonts w:ascii="Arakom" w:cs="Arakom" w:eastAsia="Arakom" w:hAnsi="Arakom"/>
           <w:b w:val="false"/>
           <w:bCs w:val="false"/>
           <w:color w:val="111111"/>
@@ -10548,7 +10548,7 @@
             </w:r>
             <w:r>
               <w:rPr>
-                <w:rFonts w:ascii="Markazi Text" w:cs="Markazi Text" w:eastAsia="Markazi Text" w:hAnsi="Markazi Text"/>
+                <w:rFonts w:ascii="Arakom" w:cs="Arakom" w:eastAsia="Arakom" w:hAnsi="Arakom"/>
                 <w:b w:val="false"/>
                 <w:bCs w:val="false"/>
                 <w:color w:val="111111"/>
@@ -11567,7 +11567,7 @@
             </w:r>
             <w:r>
               <w:rPr>
-                <w:rFonts w:ascii="Markazi Text" w:cs="Markazi Text" w:eastAsia="Markazi Text" w:hAnsi="Markazi Text"/>
+                <w:rFonts w:ascii="Arakom" w:cs="Arakom" w:eastAsia="Arakom" w:hAnsi="Arakom"/>
                 <w:b w:val="false"/>
                 <w:bCs w:val="false"/>
                 <w:color w:val="111111"/>
@@ -13767,7 +13767,7 @@
             </w:r>
             <w:r>
               <w:rPr>
-                <w:rFonts w:ascii="Markazi Text" w:cs="Markazi Text" w:eastAsia="Markazi Text" w:hAnsi="Markazi Text"/>
+                <w:rFonts w:ascii="Arakom" w:cs="Arakom" w:eastAsia="Arakom" w:hAnsi="Arakom"/>
                 <w:b w:val="false"/>
                 <w:bCs w:val="false"/>
                 <w:color w:val="111111"/>
@@ -13799,7 +13799,7 @@
             </w:r>
             <w:r>
               <w:rPr>
-                <w:rFonts w:ascii="Markazi Text" w:cs="Markazi Text" w:eastAsia="Markazi Text" w:hAnsi="Markazi Text"/>
+                <w:rFonts w:ascii="Arakom" w:cs="Arakom" w:eastAsia="Arakom" w:hAnsi="Arakom"/>
                 <w:b w:val="false"/>
                 <w:bCs w:val="false"/>
                 <w:color w:val="111111"/>
@@ -13831,7 +13831,7 @@
             </w:r>
             <w:r>
               <w:rPr>
-                <w:rFonts w:ascii="Markazi Text" w:cs="Markazi Text" w:eastAsia="Markazi Text" w:hAnsi="Markazi Text"/>
+                <w:rFonts w:ascii="Arakom" w:cs="Arakom" w:eastAsia="Arakom" w:hAnsi="Arakom"/>
                 <w:b w:val="false"/>
                 <w:bCs w:val="false"/>
                 <w:color w:val="111111"/>
@@ -13863,7 +13863,7 @@
             </w:r>
             <w:r>
               <w:rPr>
-                <w:rFonts w:ascii="Markazi Text" w:cs="Markazi Text" w:eastAsia="Markazi Text" w:hAnsi="Markazi Text"/>
+                <w:rFonts w:ascii="Arakom" w:cs="Arakom" w:eastAsia="Arakom" w:hAnsi="Arakom"/>
                 <w:b w:val="false"/>
                 <w:bCs w:val="false"/>
                 <w:color w:val="111111"/>
@@ -14088,7 +14088,7 @@
             </w:pPr>
             <w:r>
               <w:rPr>
-                <w:rFonts w:ascii="Markazi Text" w:cs="Markazi Text" w:eastAsia="Markazi Text" w:hAnsi="Markazi Text"/>
+                <w:rFonts w:ascii="Arakom" w:cs="Arakom" w:eastAsia="Arakom" w:hAnsi="Arakom"/>
                 <w:b w:val="false"/>
                 <w:bCs w:val="false"/>
                 <w:color w:val="111111"/>
@@ -14150,7 +14150,7 @@
             </w:pPr>
             <w:r>
               <w:rPr>
-                <w:rFonts w:ascii="Markazi Text" w:cs="Markazi Text" w:eastAsia="Markazi Text" w:hAnsi="Markazi Text"/>
+                <w:rFonts w:ascii="Arakom" w:cs="Arakom" w:eastAsia="Arakom" w:hAnsi="Arakom"/>
                 <w:b w:val="false"/>
                 <w:bCs w:val="false"/>
                 <w:color w:val="111111"/>
@@ -14217,7 +14217,7 @@
             </w:pPr>
             <w:r>
               <w:rPr>
-                <w:rFonts w:ascii="Markazi Text" w:cs="Markazi Text" w:eastAsia="Markazi Text" w:hAnsi="Markazi Text"/>
+                <w:rFonts w:ascii="Arakom" w:cs="Arakom" w:eastAsia="Arakom" w:hAnsi="Arakom"/>
                 <w:b w:val="false"/>
                 <w:bCs w:val="false"/>
                 <w:color w:val="111111"/>
@@ -14279,7 +14279,7 @@
             </w:pPr>
             <w:r>
               <w:rPr>
-                <w:rFonts w:ascii="Markazi Text" w:cs="Markazi Text" w:eastAsia="Markazi Text" w:hAnsi="Markazi Text"/>
+                <w:rFonts w:ascii="Arakom" w:cs="Arakom" w:eastAsia="Arakom" w:hAnsi="Arakom"/>
                 <w:b w:val="false"/>
                 <w:bCs w:val="false"/>
                 <w:color w:val="111111"/>
@@ -14346,7 +14346,7 @@
             </w:pPr>
             <w:r>
               <w:rPr>
-                <w:rFonts w:ascii="Markazi Text" w:cs="Markazi Text" w:eastAsia="Markazi Text" w:hAnsi="Markazi Text"/>
+                <w:rFonts w:ascii="Arakom" w:cs="Arakom" w:eastAsia="Arakom" w:hAnsi="Arakom"/>
                 <w:b w:val="false"/>
                 <w:bCs w:val="false"/>
                 <w:color w:val="111111"/>
@@ -14408,7 +14408,7 @@
             </w:pPr>
             <w:r>
               <w:rPr>
-                <w:rFonts w:ascii="Markazi Text" w:cs="Markazi Text" w:eastAsia="Markazi Text" w:hAnsi="Markazi Text"/>
+                <w:rFonts w:ascii="Arakom" w:cs="Arakom" w:eastAsia="Arakom" w:hAnsi="Arakom"/>
                 <w:b w:val="false"/>
                 <w:bCs w:val="false"/>
                 <w:color w:val="111111"/>
@@ -14475,7 +14475,7 @@
             </w:pPr>
             <w:r>
               <w:rPr>
-                <w:rFonts w:ascii="Markazi Text" w:cs="Markazi Text" w:eastAsia="Markazi Text" w:hAnsi="Markazi Text"/>
+                <w:rFonts w:ascii="Arakom" w:cs="Arakom" w:eastAsia="Arakom" w:hAnsi="Arakom"/>
                 <w:b w:val="false"/>
                 <w:bCs w:val="false"/>
                 <w:color w:val="111111"/>
@@ -14537,7 +14537,7 @@
             </w:pPr>
             <w:r>
               <w:rPr>
-                <w:rFonts w:ascii="Markazi Text" w:cs="Markazi Text" w:eastAsia="Markazi Text" w:hAnsi="Markazi Text"/>
+                <w:rFonts w:ascii="Arakom" w:cs="Arakom" w:eastAsia="Arakom" w:hAnsi="Arakom"/>
                 <w:b w:val="false"/>
                 <w:bCs w:val="false"/>
                 <w:color w:val="111111"/>
@@ -14604,7 +14604,7 @@
             </w:pPr>
             <w:r>
               <w:rPr>
-                <w:rFonts w:ascii="Markazi Text" w:cs="Markazi Text" w:eastAsia="Markazi Text" w:hAnsi="Markazi Text"/>
+                <w:rFonts w:ascii="Arakom" w:cs="Arakom" w:eastAsia="Arakom" w:hAnsi="Arakom"/>
                 <w:b w:val="false"/>
                 <w:bCs w:val="false"/>
                 <w:color w:val="111111"/>
@@ -14666,7 +14666,7 @@
             </w:pPr>
             <w:r>
               <w:rPr>
-                <w:rFonts w:ascii="Markazi Text" w:cs="Markazi Text" w:eastAsia="Markazi Text" w:hAnsi="Markazi Text"/>
+                <w:rFonts w:ascii="Arakom" w:cs="Arakom" w:eastAsia="Arakom" w:hAnsi="Arakom"/>
                 <w:b w:val="false"/>
                 <w:bCs w:val="false"/>
                 <w:color w:val="111111"/>
@@ -14733,7 +14733,7 @@
             </w:pPr>
             <w:r>
               <w:rPr>
-                <w:rFonts w:ascii="Markazi Text" w:cs="Markazi Text" w:eastAsia="Markazi Text" w:hAnsi="Markazi Text"/>
+                <w:rFonts w:ascii="Arakom" w:cs="Arakom" w:eastAsia="Arakom" w:hAnsi="Arakom"/>
                 <w:b w:val="false"/>
                 <w:bCs w:val="false"/>
                 <w:color w:val="111111"/>
@@ -14795,7 +14795,7 @@
             </w:pPr>
             <w:r>
               <w:rPr>
-                <w:rFonts w:ascii="Markazi Text" w:cs="Markazi Text" w:eastAsia="Markazi Text" w:hAnsi="Markazi Text"/>
+                <w:rFonts w:ascii="Arakom" w:cs="Arakom" w:eastAsia="Arakom" w:hAnsi="Arakom"/>
                 <w:b w:val="false"/>
                 <w:bCs w:val="false"/>
                 <w:color w:val="111111"/>
@@ -14862,7 +14862,7 @@
             </w:pPr>
             <w:r>
               <w:rPr>
-                <w:rFonts w:ascii="Markazi Text" w:cs="Markazi Text" w:eastAsia="Markazi Text" w:hAnsi="Markazi Text"/>
+                <w:rFonts w:ascii="Arakom" w:cs="Arakom" w:eastAsia="Arakom" w:hAnsi="Arakom"/>
                 <w:b w:val="false"/>
                 <w:bCs w:val="false"/>
                 <w:color w:val="111111"/>
@@ -14924,7 +14924,7 @@
             </w:pPr>
             <w:r>
               <w:rPr>
-                <w:rFonts w:ascii="Markazi Text" w:cs="Markazi Text" w:eastAsia="Markazi Text" w:hAnsi="Markazi Text"/>
+                <w:rFonts w:ascii="Arakom" w:cs="Arakom" w:eastAsia="Arakom" w:hAnsi="Arakom"/>
                 <w:b w:val="false"/>
                 <w:bCs w:val="false"/>
                 <w:color w:val="111111"/>
@@ -14991,7 +14991,7 @@
             </w:pPr>
             <w:r>
               <w:rPr>
-                <w:rFonts w:ascii="Markazi Text" w:cs="Markazi Text" w:eastAsia="Markazi Text" w:hAnsi="Markazi Text"/>
+                <w:rFonts w:ascii="Arakom" w:cs="Arakom" w:eastAsia="Arakom" w:hAnsi="Arakom"/>
                 <w:b w:val="false"/>
                 <w:bCs w:val="false"/>
                 <w:color w:val="111111"/>
@@ -15053,7 +15053,7 @@
             </w:pPr>
             <w:r>
               <w:rPr>
-                <w:rFonts w:ascii="Markazi Text" w:cs="Markazi Text" w:eastAsia="Markazi Text" w:hAnsi="Markazi Text"/>
+                <w:rFonts w:ascii="Arakom" w:cs="Arakom" w:eastAsia="Arakom" w:hAnsi="Arakom"/>
                 <w:b w:val="false"/>
                 <w:bCs w:val="false"/>
                 <w:color w:val="111111"/>
@@ -15289,7 +15289,7 @@
             </w:r>
             <w:r>
               <w:rPr>
-                <w:rFonts w:ascii="Markazi Text" w:cs="Markazi Text" w:eastAsia="Markazi Text" w:hAnsi="Markazi Text"/>
+                <w:rFonts w:ascii="Arakom" w:cs="Arakom" w:eastAsia="Arakom" w:hAnsi="Arakom"/>
                 <w:b w:val="false"/>
                 <w:bCs w:val="false"/>
                 <w:color w:val="111111"/>
@@ -15493,7 +15493,7 @@
             </w:r>
             <w:r>
               <w:rPr>
-                <w:rFonts w:ascii="Markazi Text" w:cs="Markazi Text" w:eastAsia="Markazi Text" w:hAnsi="Markazi Text"/>
+                <w:rFonts w:ascii="Arakom" w:cs="Arakom" w:eastAsia="Arakom" w:hAnsi="Arakom"/>
                 <w:b w:val="false"/>
                 <w:bCs w:val="false"/>
                 <w:color w:val="111111"/>
@@ -15618,7 +15618,7 @@
             </w:pPr>
             <w:r>
               <w:rPr>
-                <w:rFonts w:ascii="Markazi Text" w:cs="Markazi Text" w:eastAsia="Markazi Text" w:hAnsi="Markazi Text"/>
+                <w:rFonts w:ascii="Arakom" w:cs="Arakom" w:eastAsia="Arakom" w:hAnsi="Arakom"/>
                 <w:b/>
                 <w:bCs/>
                 <w:color w:val="111111"/>
@@ -15636,7 +15636,7 @@
             </w:pPr>
             <w:r>
               <w:rPr>
-                <w:rFonts w:ascii="Markazi Text" w:cs="Markazi Text" w:eastAsia="Markazi Text" w:hAnsi="Markazi Text"/>
+                <w:rFonts w:ascii="Arakom" w:cs="Arakom" w:eastAsia="Arakom" w:hAnsi="Arakom"/>
                 <w:b w:val="false"/>
                 <w:bCs w:val="false"/>
                 <w:color w:val="111111"/>
@@ -15654,7 +15654,7 @@
             </w:pPr>
             <w:r>
               <w:rPr>
-                <w:rFonts w:ascii="Markazi Text" w:cs="Markazi Text" w:eastAsia="Markazi Text" w:hAnsi="Markazi Text"/>
+                <w:rFonts w:ascii="Arakom" w:cs="Arakom" w:eastAsia="Arakom" w:hAnsi="Arakom"/>
                 <w:b w:val="false"/>
                 <w:bCs w:val="false"/>
                 <w:color w:val="111111"/>
@@ -15672,7 +15672,7 @@
             </w:pPr>
             <w:r>
               <w:rPr>
-                <w:rFonts w:ascii="Markazi Text" w:cs="Markazi Text" w:eastAsia="Markazi Text" w:hAnsi="Markazi Text"/>
+                <w:rFonts w:ascii="Arakom" w:cs="Arakom" w:eastAsia="Arakom" w:hAnsi="Arakom"/>
                 <w:b w:val="false"/>
                 <w:bCs w:val="false"/>
                 <w:color w:val="111111"/>
@@ -15690,7 +15690,7 @@
             </w:pPr>
             <w:r>
               <w:rPr>
-                <w:rFonts w:ascii="Markazi Text" w:cs="Markazi Text" w:eastAsia="Markazi Text" w:hAnsi="Markazi Text"/>
+                <w:rFonts w:ascii="Arakom" w:cs="Arakom" w:eastAsia="Arakom" w:hAnsi="Arakom"/>
                 <w:b w:val="false"/>
                 <w:bCs w:val="false"/>
                 <w:color w:val="111111"/>
@@ -15708,7 +15708,7 @@
             </w:pPr>
             <w:r>
               <w:rPr>
-                <w:rFonts w:ascii="Markazi Text" w:cs="Markazi Text" w:eastAsia="Markazi Text" w:hAnsi="Markazi Text"/>
+                <w:rFonts w:ascii="Arakom" w:cs="Arakom" w:eastAsia="Arakom" w:hAnsi="Arakom"/>
                 <w:b w:val="false"/>
                 <w:bCs w:val="false"/>
                 <w:color w:val="111111"/>
@@ -15726,7 +15726,7 @@
             </w:pPr>
             <w:r>
               <w:rPr>
-                <w:rFonts w:ascii="Markazi Text" w:cs="Markazi Text" w:eastAsia="Markazi Text" w:hAnsi="Markazi Text"/>
+                <w:rFonts w:ascii="Arakom" w:cs="Arakom" w:eastAsia="Arakom" w:hAnsi="Arakom"/>
                 <w:b w:val="false"/>
                 <w:bCs w:val="false"/>
                 <w:color w:val="111111"/>
@@ -15855,7 +15855,7 @@
       </w:r>
       <w:r>
         <w:rPr>
-          <w:rFonts w:ascii="Markazi Text" w:cs="Markazi Text" w:eastAsia="Markazi Text" w:hAnsi="Markazi Text"/>
+          <w:rFonts w:ascii="Arakom" w:cs="Arakom" w:eastAsia="Arakom" w:hAnsi="Arakom"/>
           <w:b w:val="false"/>
           <w:bCs w:val="false"/>
           <w:color w:val="111111"/>
@@ -15887,7 +15887,7 @@
       </w:r>
       <w:r>
         <w:rPr>
-          <w:rFonts w:ascii="Markazi Text" w:cs="Markazi Text" w:eastAsia="Markazi Text" w:hAnsi="Markazi Text"/>
+          <w:rFonts w:ascii="Arakom" w:cs="Arakom" w:eastAsia="Arakom" w:hAnsi="Arakom"/>
           <w:b w:val="false"/>
           <w:bCs w:val="false"/>
           <w:color w:val="111111"/>
@@ -16013,7 +16013,7 @@
       </w:r>
       <w:r>
         <w:rPr>
-          <w:rFonts w:ascii="Markazi Text" w:cs="Markazi Text" w:eastAsia="Markazi Text" w:hAnsi="Markazi Text"/>
+          <w:rFonts w:ascii="Arakom" w:cs="Arakom" w:eastAsia="Arakom" w:hAnsi="Arakom"/>
           <w:b w:val="false"/>
           <w:bCs w:val="false"/>
           <w:color w:val="111111"/>
@@ -16196,7 +16196,7 @@
       </w:r>
       <w:r>
         <w:rPr>
-          <w:rFonts w:ascii="Markazi Text" w:cs="Markazi Text" w:eastAsia="Markazi Text" w:hAnsi="Markazi Text"/>
+          <w:rFonts w:ascii="Arakom" w:cs="Arakom" w:eastAsia="Arakom" w:hAnsi="Arakom"/>
           <w:b w:val="false"/>
           <w:bCs w:val="false"/>
           <w:color w:val="111111"/>
@@ -16403,7 +16403,7 @@
             </w:r>
             <w:r>
               <w:rPr>
-                <w:rFonts w:ascii="Markazi Text" w:cs="Markazi Text" w:eastAsia="Markazi Text" w:hAnsi="Markazi Text"/>
+                <w:rFonts w:ascii="Arakom" w:cs="Arakom" w:eastAsia="Arakom" w:hAnsi="Arakom"/>
                 <w:b w:val="false"/>
                 <w:bCs w:val="false"/>
                 <w:color w:val="111111"/>
@@ -17422,7 +17422,7 @@
             </w:r>
             <w:r>
               <w:rPr>
-                <w:rFonts w:ascii="Markazi Text" w:cs="Markazi Text" w:eastAsia="Markazi Text" w:hAnsi="Markazi Text"/>
+                <w:rFonts w:ascii="Arakom" w:cs="Arakom" w:eastAsia="Arakom" w:hAnsi="Arakom"/>
                 <w:b w:val="false"/>
                 <w:bCs w:val="false"/>
                 <w:color w:val="111111"/>
@@ -19622,7 +19622,7 @@
             </w:r>
             <w:r>
               <w:rPr>
-                <w:rFonts w:ascii="Markazi Text" w:cs="Markazi Text" w:eastAsia="Markazi Text" w:hAnsi="Markazi Text"/>
+                <w:rFonts w:ascii="Arakom" w:cs="Arakom" w:eastAsia="Arakom" w:hAnsi="Arakom"/>
                 <w:b w:val="false"/>
                 <w:bCs w:val="false"/>
                 <w:color w:val="111111"/>
@@ -19654,7 +19654,7 @@
             </w:r>
             <w:r>
               <w:rPr>
-                <w:rFonts w:ascii="Markazi Text" w:cs="Markazi Text" w:eastAsia="Markazi Text" w:hAnsi="Markazi Text"/>
+                <w:rFonts w:ascii="Arakom" w:cs="Arakom" w:eastAsia="Arakom" w:hAnsi="Arakom"/>
                 <w:b w:val="false"/>
                 <w:bCs w:val="false"/>
                 <w:color w:val="111111"/>
@@ -19686,7 +19686,7 @@
             </w:r>
             <w:r>
               <w:rPr>
-                <w:rFonts w:ascii="Markazi Text" w:cs="Markazi Text" w:eastAsia="Markazi Text" w:hAnsi="Markazi Text"/>
+                <w:rFonts w:ascii="Arakom" w:cs="Arakom" w:eastAsia="Arakom" w:hAnsi="Arakom"/>
                 <w:b w:val="false"/>
                 <w:bCs w:val="false"/>
                 <w:color w:val="111111"/>
@@ -19718,7 +19718,7 @@
             </w:r>
             <w:r>
               <w:rPr>
-                <w:rFonts w:ascii="Markazi Text" w:cs="Markazi Text" w:eastAsia="Markazi Text" w:hAnsi="Markazi Text"/>
+                <w:rFonts w:ascii="Arakom" w:cs="Arakom" w:eastAsia="Arakom" w:hAnsi="Arakom"/>
                 <w:b w:val="false"/>
                 <w:bCs w:val="false"/>
                 <w:color w:val="111111"/>
@@ -19943,7 +19943,7 @@
             </w:pPr>
             <w:r>
               <w:rPr>
-                <w:rFonts w:ascii="Markazi Text" w:cs="Markazi Text" w:eastAsia="Markazi Text" w:hAnsi="Markazi Text"/>
+                <w:rFonts w:ascii="Arakom" w:cs="Arakom" w:eastAsia="Arakom" w:hAnsi="Arakom"/>
                 <w:b w:val="false"/>
                 <w:bCs w:val="false"/>
                 <w:color w:val="111111"/>
@@ -20005,7 +20005,7 @@
             </w:pPr>
             <w:r>
               <w:rPr>
-                <w:rFonts w:ascii="Markazi Text" w:cs="Markazi Text" w:eastAsia="Markazi Text" w:hAnsi="Markazi Text"/>
+                <w:rFonts w:ascii="Arakom" w:cs="Arakom" w:eastAsia="Arakom" w:hAnsi="Arakom"/>
                 <w:b w:val="false"/>
                 <w:bCs w:val="false"/>
                 <w:color w:val="111111"/>
@@ -20072,7 +20072,7 @@
             </w:pPr>
             <w:r>
               <w:rPr>
-                <w:rFonts w:ascii="Markazi Text" w:cs="Markazi Text" w:eastAsia="Markazi Text" w:hAnsi="Markazi Text"/>
+                <w:rFonts w:ascii="Arakom" w:cs="Arakom" w:eastAsia="Arakom" w:hAnsi="Arakom"/>
                 <w:b w:val="false"/>
                 <w:bCs w:val="false"/>
                 <w:color w:val="111111"/>
@@ -20134,7 +20134,7 @@
             </w:pPr>
             <w:r>
               <w:rPr>
-                <w:rFonts w:ascii="Markazi Text" w:cs="Markazi Text" w:eastAsia="Markazi Text" w:hAnsi="Markazi Text"/>
+                <w:rFonts w:ascii="Arakom" w:cs="Arakom" w:eastAsia="Arakom" w:hAnsi="Arakom"/>
                 <w:b w:val="false"/>
                 <w:bCs w:val="false"/>
                 <w:color w:val="111111"/>
@@ -20201,7 +20201,7 @@
             </w:pPr>
             <w:r>
               <w:rPr>
-                <w:rFonts w:ascii="Markazi Text" w:cs="Markazi Text" w:eastAsia="Markazi Text" w:hAnsi="Markazi Text"/>
+                <w:rFonts w:ascii="Arakom" w:cs="Arakom" w:eastAsia="Arakom" w:hAnsi="Arakom"/>
                 <w:b w:val="false"/>
                 <w:bCs w:val="false"/>
                 <w:color w:val="111111"/>
@@ -20263,7 +20263,7 @@
             </w:pPr>
             <w:r>
               <w:rPr>
-                <w:rFonts w:ascii="Markazi Text" w:cs="Markazi Text" w:eastAsia="Markazi Text" w:hAnsi="Markazi Text"/>
+                <w:rFonts w:ascii="Arakom" w:cs="Arakom" w:eastAsia="Arakom" w:hAnsi="Arakom"/>
                 <w:b w:val="false"/>
                 <w:bCs w:val="false"/>
                 <w:color w:val="111111"/>
@@ -20330,7 +20330,7 @@
             </w:pPr>
             <w:r>
               <w:rPr>
-                <w:rFonts w:ascii="Markazi Text" w:cs="Markazi Text" w:eastAsia="Markazi Text" w:hAnsi="Markazi Text"/>
+                <w:rFonts w:ascii="Arakom" w:cs="Arakom" w:eastAsia="Arakom" w:hAnsi="Arakom"/>
                 <w:b w:val="false"/>
                 <w:bCs w:val="false"/>
                 <w:color w:val="111111"/>
@@ -20392,7 +20392,7 @@
             </w:pPr>
             <w:r>
               <w:rPr>
-                <w:rFonts w:ascii="Markazi Text" w:cs="Markazi Text" w:eastAsia="Markazi Text" w:hAnsi="Markazi Text"/>
+                <w:rFonts w:ascii="Arakom" w:cs="Arakom" w:eastAsia="Arakom" w:hAnsi="Arakom"/>
                 <w:b w:val="false"/>
                 <w:bCs w:val="false"/>
                 <w:color w:val="111111"/>
@@ -20459,7 +20459,7 @@
             </w:pPr>
             <w:r>
               <w:rPr>
-                <w:rFonts w:ascii="Markazi Text" w:cs="Markazi Text" w:eastAsia="Markazi Text" w:hAnsi="Markazi Text"/>
+                <w:rFonts w:ascii="Arakom" w:cs="Arakom" w:eastAsia="Arakom" w:hAnsi="Arakom"/>
                 <w:b w:val="false"/>
                 <w:bCs w:val="false"/>
                 <w:color w:val="111111"/>
@@ -20521,7 +20521,7 @@
             </w:pPr>
             <w:r>
               <w:rPr>
-                <w:rFonts w:ascii="Markazi Text" w:cs="Markazi Text" w:eastAsia="Markazi Text" w:hAnsi="Markazi Text"/>
+                <w:rFonts w:ascii="Arakom" w:cs="Arakom" w:eastAsia="Arakom" w:hAnsi="Arakom"/>
                 <w:b w:val="false"/>
                 <w:bCs w:val="false"/>
                 <w:color w:val="111111"/>
@@ -20588,7 +20588,7 @@
             </w:pPr>
             <w:r>
               <w:rPr>
-                <w:rFonts w:ascii="Markazi Text" w:cs="Markazi Text" w:eastAsia="Markazi Text" w:hAnsi="Markazi Text"/>
+                <w:rFonts w:ascii="Arakom" w:cs="Arakom" w:eastAsia="Arakom" w:hAnsi="Arakom"/>
                 <w:b w:val="false"/>
                 <w:bCs w:val="false"/>
                 <w:color w:val="111111"/>
@@ -20650,7 +20650,7 @@
             </w:pPr>
             <w:r>
               <w:rPr>
-                <w:rFonts w:ascii="Markazi Text" w:cs="Markazi Text" w:eastAsia="Markazi Text" w:hAnsi="Markazi Text"/>
+                <w:rFonts w:ascii="Arakom" w:cs="Arakom" w:eastAsia="Arakom" w:hAnsi="Arakom"/>
                 <w:b w:val="false"/>
                 <w:bCs w:val="false"/>
                 <w:color w:val="111111"/>
@@ -20717,7 +20717,7 @@
             </w:pPr>
             <w:r>
               <w:rPr>
-                <w:rFonts w:ascii="Markazi Text" w:cs="Markazi Text" w:eastAsia="Markazi Text" w:hAnsi="Markazi Text"/>
+                <w:rFonts w:ascii="Arakom" w:cs="Arakom" w:eastAsia="Arakom" w:hAnsi="Arakom"/>
                 <w:b w:val="false"/>
                 <w:bCs w:val="false"/>
                 <w:color w:val="111111"/>
@@ -20779,7 +20779,7 @@
             </w:pPr>
             <w:r>
               <w:rPr>
-                <w:rFonts w:ascii="Markazi Text" w:cs="Markazi Text" w:eastAsia="Markazi Text" w:hAnsi="Markazi Text"/>
+                <w:rFonts w:ascii="Arakom" w:cs="Arakom" w:eastAsia="Arakom" w:hAnsi="Arakom"/>
                 <w:b w:val="false"/>
                 <w:bCs w:val="false"/>
                 <w:color w:val="111111"/>
@@ -20846,7 +20846,7 @@
             </w:pPr>
             <w:r>
               <w:rPr>
-                <w:rFonts w:ascii="Markazi Text" w:cs="Markazi Text" w:eastAsia="Markazi Text" w:hAnsi="Markazi Text"/>
+                <w:rFonts w:ascii="Arakom" w:cs="Arakom" w:eastAsia="Arakom" w:hAnsi="Arakom"/>
                 <w:b w:val="false"/>
                 <w:bCs w:val="false"/>
                 <w:color w:val="111111"/>
@@ -20908,7 +20908,7 @@
             </w:pPr>
             <w:r>
               <w:rPr>
-                <w:rFonts w:ascii="Markazi Text" w:cs="Markazi Text" w:eastAsia="Markazi Text" w:hAnsi="Markazi Text"/>
+                <w:rFonts w:ascii="Arakom" w:cs="Arakom" w:eastAsia="Arakom" w:hAnsi="Arakom"/>
                 <w:b w:val="false"/>
                 <w:bCs w:val="false"/>
                 <w:color w:val="111111"/>
@@ -21144,7 +21144,7 @@
             </w:r>
             <w:r>
               <w:rPr>
-                <w:rFonts w:ascii="Markazi Text" w:cs="Markazi Text" w:eastAsia="Markazi Text" w:hAnsi="Markazi Text"/>
+                <w:rFonts w:ascii="Arakom" w:cs="Arakom" w:eastAsia="Arakom" w:hAnsi="Arakom"/>
                 <w:b w:val="false"/>
                 <w:bCs w:val="false"/>
                 <w:color w:val="111111"/>
@@ -21348,7 +21348,7 @@
             </w:r>
             <w:r>
               <w:rPr>
-                <w:rFonts w:ascii="Markazi Text" w:cs="Markazi Text" w:eastAsia="Markazi Text" w:hAnsi="Markazi Text"/>
+                <w:rFonts w:ascii="Arakom" w:cs="Arakom" w:eastAsia="Arakom" w:hAnsi="Arakom"/>
                 <w:b w:val="false"/>
                 <w:bCs w:val="false"/>
                 <w:color w:val="111111"/>
@@ -21473,7 +21473,7 @@
             </w:pPr>
             <w:r>
               <w:rPr>
-                <w:rFonts w:ascii="Markazi Text" w:cs="Markazi Text" w:eastAsia="Markazi Text" w:hAnsi="Markazi Text"/>
+                <w:rFonts w:ascii="Arakom" w:cs="Arakom" w:eastAsia="Arakom" w:hAnsi="Arakom"/>
                 <w:b/>
                 <w:bCs/>
                 <w:color w:val="111111"/>
@@ -21491,7 +21491,7 @@
             </w:pPr>
             <w:r>
               <w:rPr>
-                <w:rFonts w:ascii="Markazi Text" w:cs="Markazi Text" w:eastAsia="Markazi Text" w:hAnsi="Markazi Text"/>
+                <w:rFonts w:ascii="Arakom" w:cs="Arakom" w:eastAsia="Arakom" w:hAnsi="Arakom"/>
                 <w:b w:val="false"/>
                 <w:bCs w:val="false"/>
                 <w:color w:val="111111"/>
@@ -21509,7 +21509,7 @@
             </w:pPr>
             <w:r>
               <w:rPr>
-                <w:rFonts w:ascii="Markazi Text" w:cs="Markazi Text" w:eastAsia="Markazi Text" w:hAnsi="Markazi Text"/>
+                <w:rFonts w:ascii="Arakom" w:cs="Arakom" w:eastAsia="Arakom" w:hAnsi="Arakom"/>
                 <w:b w:val="false"/>
                 <w:bCs w:val="false"/>
                 <w:color w:val="111111"/>
@@ -21527,7 +21527,7 @@
             </w:pPr>
             <w:r>
               <w:rPr>
-                <w:rFonts w:ascii="Markazi Text" w:cs="Markazi Text" w:eastAsia="Markazi Text" w:hAnsi="Markazi Text"/>
+                <w:rFonts w:ascii="Arakom" w:cs="Arakom" w:eastAsia="Arakom" w:hAnsi="Arakom"/>
                 <w:b w:val="false"/>
                 <w:bCs w:val="false"/>
                 <w:color w:val="111111"/>
@@ -21545,7 +21545,7 @@
             </w:pPr>
             <w:r>
               <w:rPr>
-                <w:rFonts w:ascii="Markazi Text" w:cs="Markazi Text" w:eastAsia="Markazi Text" w:hAnsi="Markazi Text"/>
+                <w:rFonts w:ascii="Arakom" w:cs="Arakom" w:eastAsia="Arakom" w:hAnsi="Arakom"/>
                 <w:b w:val="false"/>
                 <w:bCs w:val="false"/>
                 <w:color w:val="111111"/>
@@ -21563,7 +21563,7 @@
             </w:pPr>
             <w:r>
               <w:rPr>
-                <w:rFonts w:ascii="Markazi Text" w:cs="Markazi Text" w:eastAsia="Markazi Text" w:hAnsi="Markazi Text"/>
+                <w:rFonts w:ascii="Arakom" w:cs="Arakom" w:eastAsia="Arakom" w:hAnsi="Arakom"/>
                 <w:b w:val="false"/>
                 <w:bCs w:val="false"/>
                 <w:color w:val="111111"/>
@@ -21581,7 +21581,7 @@
             </w:pPr>
             <w:r>
               <w:rPr>
-                <w:rFonts w:ascii="Markazi Text" w:cs="Markazi Text" w:eastAsia="Markazi Text" w:hAnsi="Markazi Text"/>
+                <w:rFonts w:ascii="Arakom" w:cs="Arakom" w:eastAsia="Arakom" w:hAnsi="Arakom"/>
                 <w:b w:val="false"/>
                 <w:bCs w:val="false"/>
                 <w:color w:val="111111"/>
@@ -21710,7 +21710,7 @@
       </w:r>
       <w:r>
         <w:rPr>
-          <w:rFonts w:ascii="Markazi Text" w:cs="Markazi Text" w:eastAsia="Markazi Text" w:hAnsi="Markazi Text"/>
+          <w:rFonts w:ascii="Arakom" w:cs="Arakom" w:eastAsia="Arakom" w:hAnsi="Arakom"/>
           <w:b w:val="false"/>
           <w:bCs w:val="false"/>
           <w:color w:val="111111"/>
@@ -21742,7 +21742,7 @@
       </w:r>
       <w:r>
         <w:rPr>
-          <w:rFonts w:ascii="Markazi Text" w:cs="Markazi Text" w:eastAsia="Markazi Text" w:hAnsi="Markazi Text"/>
+          <w:rFonts w:ascii="Arakom" w:cs="Arakom" w:eastAsia="Arakom" w:hAnsi="Arakom"/>
           <w:b w:val="false"/>
           <w:bCs w:val="false"/>
           <w:color w:val="111111"/>
@@ -21906,7 +21906,7 @@
       </w:r>
       <w:r>
         <w:rPr>
-          <w:rFonts w:ascii="Markazi Text" w:cs="Markazi Text" w:eastAsia="Markazi Text" w:hAnsi="Markazi Text"/>
+          <w:rFonts w:ascii="Arakom" w:cs="Arakom" w:eastAsia="Arakom" w:hAnsi="Arakom"/>
           <w:b w:val="false"/>
           <w:bCs w:val="false"/>
           <w:color w:val="111111"/>
@@ -22051,7 +22051,7 @@
       </w:r>
       <w:r>
         <w:rPr>
-          <w:rFonts w:ascii="Markazi Text" w:cs="Markazi Text" w:eastAsia="Markazi Text" w:hAnsi="Markazi Text"/>
+          <w:rFonts w:ascii="Arakom" w:cs="Arakom" w:eastAsia="Arakom" w:hAnsi="Arakom"/>
           <w:b w:val="false"/>
           <w:bCs w:val="false"/>
           <w:color w:val="111111"/>
@@ -22102,7 +22102,7 @@
       </w:r>
       <w:r>
         <w:rPr>
-          <w:rFonts w:ascii="Markazi Text" w:cs="Markazi Text" w:eastAsia="Markazi Text" w:hAnsi="Markazi Text"/>
+          <w:rFonts w:ascii="Arakom" w:cs="Arakom" w:eastAsia="Arakom" w:hAnsi="Arakom"/>
           <w:b w:val="false"/>
           <w:bCs w:val="false"/>
           <w:color w:val="111111"/>
@@ -22290,7 +22290,7 @@
             </w:r>
             <w:r>
               <w:rPr>
-                <w:rFonts w:ascii="Markazi Text" w:cs="Markazi Text" w:eastAsia="Markazi Text" w:hAnsi="Markazi Text"/>
+                <w:rFonts w:ascii="Arakom" w:cs="Arakom" w:eastAsia="Arakom" w:hAnsi="Arakom"/>
                 <w:b w:val="false"/>
                 <w:bCs w:val="false"/>
                 <w:color w:val="111111"/>
@@ -23309,7 +23309,7 @@
             </w:r>
             <w:r>
               <w:rPr>
-                <w:rFonts w:ascii="Markazi Text" w:cs="Markazi Text" w:eastAsia="Markazi Text" w:hAnsi="Markazi Text"/>
+                <w:rFonts w:ascii="Arakom" w:cs="Arakom" w:eastAsia="Arakom" w:hAnsi="Arakom"/>
                 <w:b w:val="false"/>
                 <w:bCs w:val="false"/>
                 <w:color w:val="111111"/>
@@ -25872,7 +25872,7 @@
             </w:r>
             <w:r>
               <w:rPr>
-                <w:rFonts w:ascii="Markazi Text" w:cs="Markazi Text" w:eastAsia="Markazi Text" w:hAnsi="Markazi Text"/>
+                <w:rFonts w:ascii="Arakom" w:cs="Arakom" w:eastAsia="Arakom" w:hAnsi="Arakom"/>
                 <w:b w:val="false"/>
                 <w:bCs w:val="false"/>
                 <w:color w:val="111111"/>
@@ -25904,7 +25904,7 @@
             </w:r>
             <w:r>
               <w:rPr>
-                <w:rFonts w:ascii="Markazi Text" w:cs="Markazi Text" w:eastAsia="Markazi Text" w:hAnsi="Markazi Text"/>
+                <w:rFonts w:ascii="Arakom" w:cs="Arakom" w:eastAsia="Arakom" w:hAnsi="Arakom"/>
                 <w:b w:val="false"/>
                 <w:bCs w:val="false"/>
                 <w:color w:val="111111"/>
@@ -25936,7 +25936,7 @@
             </w:r>
             <w:r>
               <w:rPr>
-                <w:rFonts w:ascii="Markazi Text" w:cs="Markazi Text" w:eastAsia="Markazi Text" w:hAnsi="Markazi Text"/>
+                <w:rFonts w:ascii="Arakom" w:cs="Arakom" w:eastAsia="Arakom" w:hAnsi="Arakom"/>
                 <w:b w:val="false"/>
                 <w:bCs w:val="false"/>
                 <w:color w:val="111111"/>
@@ -25968,7 +25968,7 @@
             </w:r>
             <w:r>
               <w:rPr>
-                <w:rFonts w:ascii="Markazi Text" w:cs="Markazi Text" w:eastAsia="Markazi Text" w:hAnsi="Markazi Text"/>
+                <w:rFonts w:ascii="Arakom" w:cs="Arakom" w:eastAsia="Arakom" w:hAnsi="Arakom"/>
                 <w:b w:val="false"/>
                 <w:bCs w:val="false"/>
                 <w:color w:val="111111"/>
@@ -26000,7 +26000,7 @@
             </w:r>
             <w:r>
               <w:rPr>
-                <w:rFonts w:ascii="Markazi Text" w:cs="Markazi Text" w:eastAsia="Markazi Text" w:hAnsi="Markazi Text"/>
+                <w:rFonts w:ascii="Arakom" w:cs="Arakom" w:eastAsia="Arakom" w:hAnsi="Arakom"/>
                 <w:b w:val="false"/>
                 <w:bCs w:val="false"/>
                 <w:color w:val="111111"/>
@@ -26225,7 +26225,7 @@
             </w:pPr>
             <w:r>
               <w:rPr>
-                <w:rFonts w:ascii="Markazi Text" w:cs="Markazi Text" w:eastAsia="Markazi Text" w:hAnsi="Markazi Text"/>
+                <w:rFonts w:ascii="Arakom" w:cs="Arakom" w:eastAsia="Arakom" w:hAnsi="Arakom"/>
                 <w:b w:val="false"/>
                 <w:bCs w:val="false"/>
                 <w:color w:val="111111"/>
@@ -26287,7 +26287,7 @@
             </w:pPr>
             <w:r>
               <w:rPr>
-                <w:rFonts w:ascii="Markazi Text" w:cs="Markazi Text" w:eastAsia="Markazi Text" w:hAnsi="Markazi Text"/>
+                <w:rFonts w:ascii="Arakom" w:cs="Arakom" w:eastAsia="Arakom" w:hAnsi="Arakom"/>
                 <w:b w:val="false"/>
                 <w:bCs w:val="false"/>
                 <w:color w:val="111111"/>
@@ -26354,7 +26354,7 @@
             </w:pPr>
             <w:r>
               <w:rPr>
-                <w:rFonts w:ascii="Markazi Text" w:cs="Markazi Text" w:eastAsia="Markazi Text" w:hAnsi="Markazi Text"/>
+                <w:rFonts w:ascii="Arakom" w:cs="Arakom" w:eastAsia="Arakom" w:hAnsi="Arakom"/>
                 <w:b w:val="false"/>
                 <w:bCs w:val="false"/>
                 <w:color w:val="111111"/>
@@ -26416,7 +26416,7 @@
             </w:pPr>
             <w:r>
               <w:rPr>
-                <w:rFonts w:ascii="Markazi Text" w:cs="Markazi Text" w:eastAsia="Markazi Text" w:hAnsi="Markazi Text"/>
+                <w:rFonts w:ascii="Arakom" w:cs="Arakom" w:eastAsia="Arakom" w:hAnsi="Arakom"/>
                 <w:b w:val="false"/>
                 <w:bCs w:val="false"/>
                 <w:color w:val="111111"/>
@@ -26483,7 +26483,7 @@
             </w:pPr>
             <w:r>
               <w:rPr>
-                <w:rFonts w:ascii="Markazi Text" w:cs="Markazi Text" w:eastAsia="Markazi Text" w:hAnsi="Markazi Text"/>
+                <w:rFonts w:ascii="Arakom" w:cs="Arakom" w:eastAsia="Arakom" w:hAnsi="Arakom"/>
                 <w:b w:val="false"/>
                 <w:bCs w:val="false"/>
                 <w:color w:val="111111"/>
@@ -26545,7 +26545,7 @@
             </w:pPr>
             <w:r>
               <w:rPr>
-                <w:rFonts w:ascii="Markazi Text" w:cs="Markazi Text" w:eastAsia="Markazi Text" w:hAnsi="Markazi Text"/>
+                <w:rFonts w:ascii="Arakom" w:cs="Arakom" w:eastAsia="Arakom" w:hAnsi="Arakom"/>
                 <w:b w:val="false"/>
                 <w:bCs w:val="false"/>
                 <w:color w:val="111111"/>
@@ -26612,7 +26612,7 @@
             </w:pPr>
             <w:r>
               <w:rPr>
-                <w:rFonts w:ascii="Markazi Text" w:cs="Markazi Text" w:eastAsia="Markazi Text" w:hAnsi="Markazi Text"/>
+                <w:rFonts w:ascii="Arakom" w:cs="Arakom" w:eastAsia="Arakom" w:hAnsi="Arakom"/>
                 <w:b w:val="false"/>
                 <w:bCs w:val="false"/>
                 <w:color w:val="111111"/>
@@ -26674,7 +26674,7 @@
             </w:pPr>
             <w:r>
               <w:rPr>
-                <w:rFonts w:ascii="Markazi Text" w:cs="Markazi Text" w:eastAsia="Markazi Text" w:hAnsi="Markazi Text"/>
+                <w:rFonts w:ascii="Arakom" w:cs="Arakom" w:eastAsia="Arakom" w:hAnsi="Arakom"/>
                 <w:b w:val="false"/>
                 <w:bCs w:val="false"/>
                 <w:color w:val="111111"/>
@@ -26741,7 +26741,7 @@
             </w:pPr>
             <w:r>
               <w:rPr>
-                <w:rFonts w:ascii="Markazi Text" w:cs="Markazi Text" w:eastAsia="Markazi Text" w:hAnsi="Markazi Text"/>
+                <w:rFonts w:ascii="Arakom" w:cs="Arakom" w:eastAsia="Arakom" w:hAnsi="Arakom"/>
                 <w:b w:val="false"/>
                 <w:bCs w:val="false"/>
                 <w:color w:val="111111"/>
@@ -26803,7 +26803,7 @@
             </w:pPr>
             <w:r>
               <w:rPr>
-                <w:rFonts w:ascii="Markazi Text" w:cs="Markazi Text" w:eastAsia="Markazi Text" w:hAnsi="Markazi Text"/>
+                <w:rFonts w:ascii="Arakom" w:cs="Arakom" w:eastAsia="Arakom" w:hAnsi="Arakom"/>
                 <w:b w:val="false"/>
                 <w:bCs w:val="false"/>
                 <w:color w:val="111111"/>
@@ -26870,7 +26870,7 @@
             </w:pPr>
             <w:r>
               <w:rPr>
-                <w:rFonts w:ascii="Markazi Text" w:cs="Markazi Text" w:eastAsia="Markazi Text" w:hAnsi="Markazi Text"/>
+                <w:rFonts w:ascii="Arakom" w:cs="Arakom" w:eastAsia="Arakom" w:hAnsi="Arakom"/>
                 <w:b w:val="false"/>
                 <w:bCs w:val="false"/>
                 <w:color w:val="111111"/>
@@ -26932,7 +26932,7 @@
             </w:pPr>
             <w:r>
               <w:rPr>
-                <w:rFonts w:ascii="Markazi Text" w:cs="Markazi Text" w:eastAsia="Markazi Text" w:hAnsi="Markazi Text"/>
+                <w:rFonts w:ascii="Arakom" w:cs="Arakom" w:eastAsia="Arakom" w:hAnsi="Arakom"/>
                 <w:b w:val="false"/>
                 <w:bCs w:val="false"/>
                 <w:color w:val="111111"/>
@@ -26999,7 +26999,7 @@
             </w:pPr>
             <w:r>
               <w:rPr>
-                <w:rFonts w:ascii="Markazi Text" w:cs="Markazi Text" w:eastAsia="Markazi Text" w:hAnsi="Markazi Text"/>
+                <w:rFonts w:ascii="Arakom" w:cs="Arakom" w:eastAsia="Arakom" w:hAnsi="Arakom"/>
                 <w:b w:val="false"/>
                 <w:bCs w:val="false"/>
                 <w:color w:val="111111"/>
@@ -27061,7 +27061,7 @@
             </w:pPr>
             <w:r>
               <w:rPr>
-                <w:rFonts w:ascii="Markazi Text" w:cs="Markazi Text" w:eastAsia="Markazi Text" w:hAnsi="Markazi Text"/>
+                <w:rFonts w:ascii="Arakom" w:cs="Arakom" w:eastAsia="Arakom" w:hAnsi="Arakom"/>
                 <w:b w:val="false"/>
                 <w:bCs w:val="false"/>
                 <w:color w:val="111111"/>
@@ -27128,7 +27128,7 @@
             </w:pPr>
             <w:r>
               <w:rPr>
-                <w:rFonts w:ascii="Markazi Text" w:cs="Markazi Text" w:eastAsia="Markazi Text" w:hAnsi="Markazi Text"/>
+                <w:rFonts w:ascii="Arakom" w:cs="Arakom" w:eastAsia="Arakom" w:hAnsi="Arakom"/>
                 <w:b w:val="false"/>
                 <w:bCs w:val="false"/>
                 <w:color w:val="111111"/>
@@ -27190,7 +27190,7 @@
             </w:pPr>
             <w:r>
               <w:rPr>
-                <w:rFonts w:ascii="Markazi Text" w:cs="Markazi Text" w:eastAsia="Markazi Text" w:hAnsi="Markazi Text"/>
+                <w:rFonts w:ascii="Arakom" w:cs="Arakom" w:eastAsia="Arakom" w:hAnsi="Arakom"/>
                 <w:b w:val="false"/>
                 <w:bCs w:val="false"/>
                 <w:color w:val="111111"/>
@@ -27426,7 +27426,7 @@
             </w:r>
             <w:r>
               <w:rPr>
-                <w:rFonts w:ascii="Markazi Text" w:cs="Markazi Text" w:eastAsia="Markazi Text" w:hAnsi="Markazi Text"/>
+                <w:rFonts w:ascii="Arakom" w:cs="Arakom" w:eastAsia="Arakom" w:hAnsi="Arakom"/>
                 <w:b w:val="false"/>
                 <w:bCs w:val="false"/>
                 <w:color w:val="111111"/>
@@ -27630,7 +27630,7 @@
             </w:r>
             <w:r>
               <w:rPr>
-                <w:rFonts w:ascii="Markazi Text" w:cs="Markazi Text" w:eastAsia="Markazi Text" w:hAnsi="Markazi Text"/>
+                <w:rFonts w:ascii="Arakom" w:cs="Arakom" w:eastAsia="Arakom" w:hAnsi="Arakom"/>
                 <w:b w:val="false"/>
                 <w:bCs w:val="false"/>
                 <w:color w:val="111111"/>
@@ -27755,7 +27755,7 @@
             </w:pPr>
             <w:r>
               <w:rPr>
-                <w:rFonts w:ascii="Markazi Text" w:cs="Markazi Text" w:eastAsia="Markazi Text" w:hAnsi="Markazi Text"/>
+                <w:rFonts w:ascii="Arakom" w:cs="Arakom" w:eastAsia="Arakom" w:hAnsi="Arakom"/>
                 <w:b/>
                 <w:bCs/>
                 <w:color w:val="111111"/>
@@ -27773,7 +27773,7 @@
             </w:pPr>
             <w:r>
               <w:rPr>
-                <w:rFonts w:ascii="Markazi Text" w:cs="Markazi Text" w:eastAsia="Markazi Text" w:hAnsi="Markazi Text"/>
+                <w:rFonts w:ascii="Arakom" w:cs="Arakom" w:eastAsia="Arakom" w:hAnsi="Arakom"/>
                 <w:b w:val="false"/>
                 <w:bCs w:val="false"/>
                 <w:color w:val="111111"/>
@@ -27791,7 +27791,7 @@
             </w:pPr>
             <w:r>
               <w:rPr>
-                <w:rFonts w:ascii="Markazi Text" w:cs="Markazi Text" w:eastAsia="Markazi Text" w:hAnsi="Markazi Text"/>
+                <w:rFonts w:ascii="Arakom" w:cs="Arakom" w:eastAsia="Arakom" w:hAnsi="Arakom"/>
                 <w:b w:val="false"/>
                 <w:bCs w:val="false"/>
                 <w:color w:val="111111"/>
@@ -27809,7 +27809,7 @@
             </w:pPr>
             <w:r>
               <w:rPr>
-                <w:rFonts w:ascii="Markazi Text" w:cs="Markazi Text" w:eastAsia="Markazi Text" w:hAnsi="Markazi Text"/>
+                <w:rFonts w:ascii="Arakom" w:cs="Arakom" w:eastAsia="Arakom" w:hAnsi="Arakom"/>
                 <w:b w:val="false"/>
                 <w:bCs w:val="false"/>
                 <w:color w:val="111111"/>
@@ -27827,7 +27827,7 @@
             </w:pPr>
             <w:r>
               <w:rPr>
-                <w:rFonts w:ascii="Markazi Text" w:cs="Markazi Text" w:eastAsia="Markazi Text" w:hAnsi="Markazi Text"/>
+                <w:rFonts w:ascii="Arakom" w:cs="Arakom" w:eastAsia="Arakom" w:hAnsi="Arakom"/>
                 <w:b w:val="false"/>
                 <w:bCs w:val="false"/>
                 <w:color w:val="111111"/>
@@ -27845,7 +27845,7 @@
             </w:pPr>
             <w:r>
               <w:rPr>
-                <w:rFonts w:ascii="Markazi Text" w:cs="Markazi Text" w:eastAsia="Markazi Text" w:hAnsi="Markazi Text"/>
+                <w:rFonts w:ascii="Arakom" w:cs="Arakom" w:eastAsia="Arakom" w:hAnsi="Arakom"/>
                 <w:b w:val="false"/>
                 <w:bCs w:val="false"/>
                 <w:color w:val="111111"/>
@@ -27863,7 +27863,7 @@
             </w:pPr>
             <w:r>
               <w:rPr>
-                <w:rFonts w:ascii="Markazi Text" w:cs="Markazi Text" w:eastAsia="Markazi Text" w:hAnsi="Markazi Text"/>
+                <w:rFonts w:ascii="Arakom" w:cs="Arakom" w:eastAsia="Arakom" w:hAnsi="Arakom"/>
                 <w:b w:val="false"/>
                 <w:bCs w:val="false"/>
                 <w:color w:val="111111"/>
@@ -27973,7 +27973,7 @@
       </w:r>
       <w:r>
         <w:rPr>
-          <w:rFonts w:ascii="Markazi Text" w:cs="Markazi Text" w:eastAsia="Markazi Text" w:hAnsi="Markazi Text"/>
+          <w:rFonts w:ascii="Arakom" w:cs="Arakom" w:eastAsia="Arakom" w:hAnsi="Arakom"/>
           <w:b w:val="false"/>
           <w:bCs w:val="false"/>
           <w:color w:val="111111"/>
@@ -28005,7 +28005,7 @@
       </w:r>
       <w:r>
         <w:rPr>
-          <w:rFonts w:ascii="Markazi Text" w:cs="Markazi Text" w:eastAsia="Markazi Text" w:hAnsi="Markazi Text"/>
+          <w:rFonts w:ascii="Arakom" w:cs="Arakom" w:eastAsia="Arakom" w:hAnsi="Arakom"/>
           <w:b w:val="false"/>
           <w:bCs w:val="false"/>
           <w:color w:val="111111"/>
@@ -28150,7 +28150,7 @@
       </w:r>
       <w:r>
         <w:rPr>
-          <w:rFonts w:ascii="Markazi Text" w:cs="Markazi Text" w:eastAsia="Markazi Text" w:hAnsi="Markazi Text"/>
+          <w:rFonts w:ascii="Arakom" w:cs="Arakom" w:eastAsia="Arakom" w:hAnsi="Arakom"/>
           <w:b w:val="false"/>
           <w:bCs w:val="false"/>
           <w:color w:val="111111"/>
@@ -28201,7 +28201,7 @@
       </w:r>
       <w:r>
         <w:rPr>
-          <w:rFonts w:ascii="Markazi Text" w:cs="Markazi Text" w:eastAsia="Markazi Text" w:hAnsi="Markazi Text"/>
+          <w:rFonts w:ascii="Arakom" w:cs="Arakom" w:eastAsia="Arakom" w:hAnsi="Arakom"/>
           <w:b w:val="false"/>
           <w:bCs w:val="false"/>
           <w:color w:val="111111"/>
@@ -28323,7 +28323,7 @@
             </w:pPr>
             <w:r>
               <w:rPr>
-                <w:rFonts w:ascii="Markazi Text" w:cs="Markazi Text" w:eastAsia="Markazi Text" w:hAnsi="Markazi Text"/>
+                <w:rFonts w:ascii="Arakom" w:cs="Arakom" w:eastAsia="Arakom" w:hAnsi="Arakom"/>
                 <w:b/>
                 <w:bCs/>
                 <w:color w:val="111111"/>
@@ -28341,7 +28341,7 @@
             </w:pPr>
             <w:r>
               <w:rPr>
-                <w:rFonts w:ascii="Markazi Text" w:cs="Markazi Text" w:eastAsia="Markazi Text" w:hAnsi="Markazi Text"/>
+                <w:rFonts w:ascii="Arakom" w:cs="Arakom" w:eastAsia="Arakom" w:hAnsi="Arakom"/>
                 <w:b w:val="false"/>
                 <w:bCs w:val="false"/>
                 <w:color w:val="111111"/>
@@ -28359,7 +28359,7 @@
             </w:pPr>
             <w:r>
               <w:rPr>
-                <w:rFonts w:ascii="Markazi Text" w:cs="Markazi Text" w:eastAsia="Markazi Text" w:hAnsi="Markazi Text"/>
+                <w:rFonts w:ascii="Arakom" w:cs="Arakom" w:eastAsia="Arakom" w:hAnsi="Arakom"/>
                 <w:b w:val="false"/>
                 <w:bCs w:val="false"/>
                 <w:color w:val="111111"/>
@@ -28377,7 +28377,7 @@
             </w:pPr>
             <w:r>
               <w:rPr>
-                <w:rFonts w:ascii="Markazi Text" w:cs="Markazi Text" w:eastAsia="Markazi Text" w:hAnsi="Markazi Text"/>
+                <w:rFonts w:ascii="Arakom" w:cs="Arakom" w:eastAsia="Arakom" w:hAnsi="Arakom"/>
                 <w:b w:val="false"/>
                 <w:bCs w:val="false"/>
                 <w:color w:val="111111"/>
@@ -28395,7 +28395,7 @@
             </w:pPr>
             <w:r>
               <w:rPr>
-                <w:rFonts w:ascii="Markazi Text" w:cs="Markazi Text" w:eastAsia="Markazi Text" w:hAnsi="Markazi Text"/>
+                <w:rFonts w:ascii="Arakom" w:cs="Arakom" w:eastAsia="Arakom" w:hAnsi="Arakom"/>
                 <w:b w:val="false"/>
                 <w:bCs w:val="false"/>
                 <w:color w:val="111111"/>
@@ -28413,7 +28413,7 @@
             </w:pPr>
             <w:r>
               <w:rPr>
-                <w:rFonts w:ascii="Markazi Text" w:cs="Markazi Text" w:eastAsia="Markazi Text" w:hAnsi="Markazi Text"/>
+                <w:rFonts w:ascii="Arakom" w:cs="Arakom" w:eastAsia="Arakom" w:hAnsi="Arakom"/>
                 <w:b w:val="false"/>
                 <w:bCs w:val="false"/>
                 <w:color w:val="111111"/>
@@ -28431,7 +28431,7 @@
             </w:pPr>
             <w:r>
               <w:rPr>
-                <w:rFonts w:ascii="Markazi Text" w:cs="Markazi Text" w:eastAsia="Markazi Text" w:hAnsi="Markazi Text"/>
+                <w:rFonts w:ascii="Arakom" w:cs="Arakom" w:eastAsia="Arakom" w:hAnsi="Arakom"/>
                 <w:b w:val="false"/>
                 <w:bCs w:val="false"/>
                 <w:color w:val="111111"/>
@@ -28697,7 +28697,7 @@
             </w:r>
             <w:r>
               <w:rPr>
-                <w:rFonts w:ascii="Markazi Text" w:cs="Markazi Text" w:eastAsia="Markazi Text" w:hAnsi="Markazi Text"/>
+                <w:rFonts w:ascii="Arakom" w:cs="Arakom" w:eastAsia="Arakom" w:hAnsi="Arakom"/>
                 <w:b w:val="false"/>
                 <w:bCs w:val="false"/>
                 <w:color w:val="111111"/>
@@ -29716,7 +29716,7 @@
             </w:r>
             <w:r>
               <w:rPr>
-                <w:rFonts w:ascii="Markazi Text" w:cs="Markazi Text" w:eastAsia="Markazi Text" w:hAnsi="Markazi Text"/>
+                <w:rFonts w:ascii="Arakom" w:cs="Arakom" w:eastAsia="Arakom" w:hAnsi="Arakom"/>
                 <w:b w:val="false"/>
                 <w:bCs w:val="false"/>
                 <w:color w:val="111111"/>
@@ -32298,7 +32298,7 @@
             </w:r>
             <w:r>
               <w:rPr>
-                <w:rFonts w:ascii="Markazi Text" w:cs="Markazi Text" w:eastAsia="Markazi Text" w:hAnsi="Markazi Text"/>
+                <w:rFonts w:ascii="Arakom" w:cs="Arakom" w:eastAsia="Arakom" w:hAnsi="Arakom"/>
                 <w:b w:val="false"/>
                 <w:bCs w:val="false"/>
                 <w:color w:val="111111"/>
@@ -32330,7 +32330,7 @@
             </w:r>
             <w:r>
               <w:rPr>
-                <w:rFonts w:ascii="Markazi Text" w:cs="Markazi Text" w:eastAsia="Markazi Text" w:hAnsi="Markazi Text"/>
+                <w:rFonts w:ascii="Arakom" w:cs="Arakom" w:eastAsia="Arakom" w:hAnsi="Arakom"/>
                 <w:b w:val="false"/>
                 <w:bCs w:val="false"/>
                 <w:color w:val="111111"/>
@@ -32362,7 +32362,7 @@
             </w:r>
             <w:r>
               <w:rPr>
-                <w:rFonts w:ascii="Markazi Text" w:cs="Markazi Text" w:eastAsia="Markazi Text" w:hAnsi="Markazi Text"/>
+                <w:rFonts w:ascii="Arakom" w:cs="Arakom" w:eastAsia="Arakom" w:hAnsi="Arakom"/>
                 <w:b w:val="false"/>
                 <w:bCs w:val="false"/>
                 <w:color w:val="111111"/>
@@ -32394,7 +32394,7 @@
             </w:r>
             <w:r>
               <w:rPr>
-                <w:rFonts w:ascii="Markazi Text" w:cs="Markazi Text" w:eastAsia="Markazi Text" w:hAnsi="Markazi Text"/>
+                <w:rFonts w:ascii="Arakom" w:cs="Arakom" w:eastAsia="Arakom" w:hAnsi="Arakom"/>
                 <w:b w:val="false"/>
                 <w:bCs w:val="false"/>
                 <w:color w:val="111111"/>
@@ -32426,7 +32426,7 @@
             </w:r>
             <w:r>
               <w:rPr>
-                <w:rFonts w:ascii="Markazi Text" w:cs="Markazi Text" w:eastAsia="Markazi Text" w:hAnsi="Markazi Text"/>
+                <w:rFonts w:ascii="Arakom" w:cs="Arakom" w:eastAsia="Arakom" w:hAnsi="Arakom"/>
                 <w:b w:val="false"/>
                 <w:bCs w:val="false"/>
                 <w:color w:val="111111"/>
@@ -32458,7 +32458,7 @@
             </w:r>
             <w:r>
               <w:rPr>
-                <w:rFonts w:ascii="Markazi Text" w:cs="Markazi Text" w:eastAsia="Markazi Text" w:hAnsi="Markazi Text"/>
+                <w:rFonts w:ascii="Arakom" w:cs="Arakom" w:eastAsia="Arakom" w:hAnsi="Arakom"/>
                 <w:b w:val="false"/>
                 <w:bCs w:val="false"/>
                 <w:color w:val="111111"/>
@@ -32683,7 +32683,7 @@
             </w:pPr>
             <w:r>
               <w:rPr>
-                <w:rFonts w:ascii="Markazi Text" w:cs="Markazi Text" w:eastAsia="Markazi Text" w:hAnsi="Markazi Text"/>
+                <w:rFonts w:ascii="Arakom" w:cs="Arakom" w:eastAsia="Arakom" w:hAnsi="Arakom"/>
                 <w:b w:val="false"/>
                 <w:bCs w:val="false"/>
                 <w:color w:val="111111"/>
@@ -32745,7 +32745,7 @@
             </w:pPr>
             <w:r>
               <w:rPr>
-                <w:rFonts w:ascii="Markazi Text" w:cs="Markazi Text" w:eastAsia="Markazi Text" w:hAnsi="Markazi Text"/>
+                <w:rFonts w:ascii="Arakom" w:cs="Arakom" w:eastAsia="Arakom" w:hAnsi="Arakom"/>
                 <w:b w:val="false"/>
                 <w:bCs w:val="false"/>
                 <w:color w:val="111111"/>
@@ -32812,7 +32812,7 @@
             </w:pPr>
             <w:r>
               <w:rPr>
-                <w:rFonts w:ascii="Markazi Text" w:cs="Markazi Text" w:eastAsia="Markazi Text" w:hAnsi="Markazi Text"/>
+                <w:rFonts w:ascii="Arakom" w:cs="Arakom" w:eastAsia="Arakom" w:hAnsi="Arakom"/>
                 <w:b w:val="false"/>
                 <w:bCs w:val="false"/>
                 <w:color w:val="111111"/>
@@ -32874,7 +32874,7 @@
             </w:pPr>
             <w:r>
               <w:rPr>
-                <w:rFonts w:ascii="Markazi Text" w:cs="Markazi Text" w:eastAsia="Markazi Text" w:hAnsi="Markazi Text"/>
+                <w:rFonts w:ascii="Arakom" w:cs="Arakom" w:eastAsia="Arakom" w:hAnsi="Arakom"/>
                 <w:b w:val="false"/>
                 <w:bCs w:val="false"/>
                 <w:color w:val="111111"/>
@@ -32941,7 +32941,7 @@
             </w:pPr>
             <w:r>
               <w:rPr>
-                <w:rFonts w:ascii="Markazi Text" w:cs="Markazi Text" w:eastAsia="Markazi Text" w:hAnsi="Markazi Text"/>
+                <w:rFonts w:ascii="Arakom" w:cs="Arakom" w:eastAsia="Arakom" w:hAnsi="Arakom"/>
                 <w:b w:val="false"/>
                 <w:bCs w:val="false"/>
                 <w:color w:val="111111"/>
@@ -33003,7 +33003,7 @@
             </w:pPr>
             <w:r>
               <w:rPr>
-                <w:rFonts w:ascii="Markazi Text" w:cs="Markazi Text" w:eastAsia="Markazi Text" w:hAnsi="Markazi Text"/>
+                <w:rFonts w:ascii="Arakom" w:cs="Arakom" w:eastAsia="Arakom" w:hAnsi="Arakom"/>
                 <w:b w:val="false"/>
                 <w:bCs w:val="false"/>
                 <w:color w:val="111111"/>
@@ -33070,7 +33070,7 @@
             </w:pPr>
             <w:r>
               <w:rPr>
-                <w:rFonts w:ascii="Markazi Text" w:cs="Markazi Text" w:eastAsia="Markazi Text" w:hAnsi="Markazi Text"/>
+                <w:rFonts w:ascii="Arakom" w:cs="Arakom" w:eastAsia="Arakom" w:hAnsi="Arakom"/>
                 <w:b w:val="false"/>
                 <w:bCs w:val="false"/>
                 <w:color w:val="111111"/>
@@ -33132,7 +33132,7 @@
             </w:pPr>
             <w:r>
               <w:rPr>
-                <w:rFonts w:ascii="Markazi Text" w:cs="Markazi Text" w:eastAsia="Markazi Text" w:hAnsi="Markazi Text"/>
+                <w:rFonts w:ascii="Arakom" w:cs="Arakom" w:eastAsia="Arakom" w:hAnsi="Arakom"/>
                 <w:b w:val="false"/>
                 <w:bCs w:val="false"/>
                 <w:color w:val="111111"/>
@@ -33199,7 +33199,7 @@
             </w:pPr>
             <w:r>
               <w:rPr>
-                <w:rFonts w:ascii="Markazi Text" w:cs="Markazi Text" w:eastAsia="Markazi Text" w:hAnsi="Markazi Text"/>
+                <w:rFonts w:ascii="Arakom" w:cs="Arakom" w:eastAsia="Arakom" w:hAnsi="Arakom"/>
                 <w:b w:val="false"/>
                 <w:bCs w:val="false"/>
                 <w:color w:val="111111"/>
@@ -33261,7 +33261,7 @@
             </w:pPr>
             <w:r>
               <w:rPr>
-                <w:rFonts w:ascii="Markazi Text" w:cs="Markazi Text" w:eastAsia="Markazi Text" w:hAnsi="Markazi Text"/>
+                <w:rFonts w:ascii="Arakom" w:cs="Arakom" w:eastAsia="Arakom" w:hAnsi="Arakom"/>
                 <w:b w:val="false"/>
                 <w:bCs w:val="false"/>
                 <w:color w:val="111111"/>
@@ -33328,7 +33328,7 @@
             </w:pPr>
             <w:r>
               <w:rPr>
-                <w:rFonts w:ascii="Markazi Text" w:cs="Markazi Text" w:eastAsia="Markazi Text" w:hAnsi="Markazi Text"/>
+                <w:rFonts w:ascii="Arakom" w:cs="Arakom" w:eastAsia="Arakom" w:hAnsi="Arakom"/>
                 <w:b w:val="false"/>
                 <w:bCs w:val="false"/>
                 <w:color w:val="111111"/>
@@ -33390,7 +33390,7 @@
             </w:pPr>
             <w:r>
               <w:rPr>
-                <w:rFonts w:ascii="Markazi Text" w:cs="Markazi Text" w:eastAsia="Markazi Text" w:hAnsi="Markazi Text"/>
+                <w:rFonts w:ascii="Arakom" w:cs="Arakom" w:eastAsia="Arakom" w:hAnsi="Arakom"/>
                 <w:b w:val="false"/>
                 <w:bCs w:val="false"/>
                 <w:color w:val="111111"/>
@@ -33457,7 +33457,7 @@
             </w:pPr>
             <w:r>
               <w:rPr>
-                <w:rFonts w:ascii="Markazi Text" w:cs="Markazi Text" w:eastAsia="Markazi Text" w:hAnsi="Markazi Text"/>
+                <w:rFonts w:ascii="Arakom" w:cs="Arakom" w:eastAsia="Arakom" w:hAnsi="Arakom"/>
                 <w:b w:val="false"/>
                 <w:bCs w:val="false"/>
                 <w:color w:val="111111"/>
@@ -33519,7 +33519,7 @@
             </w:pPr>
             <w:r>
               <w:rPr>
-                <w:rFonts w:ascii="Markazi Text" w:cs="Markazi Text" w:eastAsia="Markazi Text" w:hAnsi="Markazi Text"/>
+                <w:rFonts w:ascii="Arakom" w:cs="Arakom" w:eastAsia="Arakom" w:hAnsi="Arakom"/>
                 <w:b w:val="false"/>
                 <w:bCs w:val="false"/>
                 <w:color w:val="111111"/>
@@ -33586,7 +33586,7 @@
             </w:pPr>
             <w:r>
               <w:rPr>
-                <w:rFonts w:ascii="Markazi Text" w:cs="Markazi Text" w:eastAsia="Markazi Text" w:hAnsi="Markazi Text"/>
+                <w:rFonts w:ascii="Arakom" w:cs="Arakom" w:eastAsia="Arakom" w:hAnsi="Arakom"/>
                 <w:b w:val="false"/>
                 <w:bCs w:val="false"/>
                 <w:color w:val="111111"/>
@@ -33648,7 +33648,7 @@
             </w:pPr>
             <w:r>
               <w:rPr>
-                <w:rFonts w:ascii="Markazi Text" w:cs="Markazi Text" w:eastAsia="Markazi Text" w:hAnsi="Markazi Text"/>
+                <w:rFonts w:ascii="Arakom" w:cs="Arakom" w:eastAsia="Arakom" w:hAnsi="Arakom"/>
                 <w:b w:val="false"/>
                 <w:bCs w:val="false"/>
                 <w:color w:val="111111"/>
@@ -33884,7 +33884,7 @@
             </w:r>
             <w:r>
               <w:rPr>
-                <w:rFonts w:ascii="Markazi Text" w:cs="Markazi Text" w:eastAsia="Markazi Text" w:hAnsi="Markazi Text"/>
+                <w:rFonts w:ascii="Arakom" w:cs="Arakom" w:eastAsia="Arakom" w:hAnsi="Arakom"/>
                 <w:b w:val="false"/>
                 <w:bCs w:val="false"/>
                 <w:color w:val="111111"/>
@@ -34088,7 +34088,7 @@
             </w:r>
             <w:r>
               <w:rPr>
-                <w:rFonts w:ascii="Markazi Text" w:cs="Markazi Text" w:eastAsia="Markazi Text" w:hAnsi="Markazi Text"/>
+                <w:rFonts w:ascii="Arakom" w:cs="Arakom" w:eastAsia="Arakom" w:hAnsi="Arakom"/>
                 <w:b w:val="false"/>
                 <w:bCs w:val="false"/>
                 <w:color w:val="111111"/>
@@ -34213,7 +34213,7 @@
             </w:pPr>
             <w:r>
               <w:rPr>
-                <w:rFonts w:ascii="Markazi Text" w:cs="Markazi Text" w:eastAsia="Markazi Text" w:hAnsi="Markazi Text"/>
+                <w:rFonts w:ascii="Arakom" w:cs="Arakom" w:eastAsia="Arakom" w:hAnsi="Arakom"/>
                 <w:b/>
                 <w:bCs/>
                 <w:color w:val="111111"/>
@@ -34231,7 +34231,7 @@
             </w:pPr>
             <w:r>
               <w:rPr>
-                <w:rFonts w:ascii="Markazi Text" w:cs="Markazi Text" w:eastAsia="Markazi Text" w:hAnsi="Markazi Text"/>
+                <w:rFonts w:ascii="Arakom" w:cs="Arakom" w:eastAsia="Arakom" w:hAnsi="Arakom"/>
                 <w:b w:val="false"/>
                 <w:bCs w:val="false"/>
                 <w:color w:val="111111"/>
@@ -34249,7 +34249,7 @@
             </w:pPr>
             <w:r>
               <w:rPr>
-                <w:rFonts w:ascii="Markazi Text" w:cs="Markazi Text" w:eastAsia="Markazi Text" w:hAnsi="Markazi Text"/>
+                <w:rFonts w:ascii="Arakom" w:cs="Arakom" w:eastAsia="Arakom" w:hAnsi="Arakom"/>
                 <w:b w:val="false"/>
                 <w:bCs w:val="false"/>
                 <w:color w:val="111111"/>
@@ -34267,7 +34267,7 @@
             </w:pPr>
             <w:r>
               <w:rPr>
-                <w:rFonts w:ascii="Markazi Text" w:cs="Markazi Text" w:eastAsia="Markazi Text" w:hAnsi="Markazi Text"/>
+                <w:rFonts w:ascii="Arakom" w:cs="Arakom" w:eastAsia="Arakom" w:hAnsi="Arakom"/>
                 <w:b w:val="false"/>
                 <w:bCs w:val="false"/>
                 <w:color w:val="111111"/>
@@ -34285,7 +34285,7 @@
             </w:pPr>
             <w:r>
               <w:rPr>
-                <w:rFonts w:ascii="Markazi Text" w:cs="Markazi Text" w:eastAsia="Markazi Text" w:hAnsi="Markazi Text"/>
+                <w:rFonts w:ascii="Arakom" w:cs="Arakom" w:eastAsia="Arakom" w:hAnsi="Arakom"/>
                 <w:b w:val="false"/>
                 <w:bCs w:val="false"/>
                 <w:color w:val="111111"/>
@@ -34303,7 +34303,7 @@
             </w:pPr>
             <w:r>
               <w:rPr>
-                <w:rFonts w:ascii="Markazi Text" w:cs="Markazi Text" w:eastAsia="Markazi Text" w:hAnsi="Markazi Text"/>
+                <w:rFonts w:ascii="Arakom" w:cs="Arakom" w:eastAsia="Arakom" w:hAnsi="Arakom"/>
                 <w:b w:val="false"/>
                 <w:bCs w:val="false"/>
                 <w:color w:val="111111"/>
@@ -34321,7 +34321,7 @@
             </w:pPr>
             <w:r>
               <w:rPr>
-                <w:rFonts w:ascii="Markazi Text" w:cs="Markazi Text" w:eastAsia="Markazi Text" w:hAnsi="Markazi Text"/>
+                <w:rFonts w:ascii="Arakom" w:cs="Arakom" w:eastAsia="Arakom" w:hAnsi="Arakom"/>
                 <w:b w:val="false"/>
                 <w:bCs w:val="false"/>
                 <w:color w:val="111111"/>
@@ -34339,7 +34339,7 @@
             </w:pPr>
             <w:r>
               <w:rPr>
-                <w:rFonts w:ascii="Markazi Text" w:cs="Markazi Text" w:eastAsia="Markazi Text" w:hAnsi="Markazi Text"/>
+                <w:rFonts w:ascii="Arakom" w:cs="Arakom" w:eastAsia="Arakom" w:hAnsi="Arakom"/>
                 <w:b w:val="false"/>
                 <w:bCs w:val="false"/>
                 <w:color w:val="111111"/>
@@ -34449,7 +34449,7 @@
       </w:r>
       <w:r>
         <w:rPr>
-          <w:rFonts w:ascii="Markazi Text" w:cs="Markazi Text" w:eastAsia="Markazi Text" w:hAnsi="Markazi Text"/>
+          <w:rFonts w:ascii="Arakom" w:cs="Arakom" w:eastAsia="Arakom" w:hAnsi="Arakom"/>
           <w:b w:val="false"/>
           <w:bCs w:val="false"/>
           <w:color w:val="111111"/>
@@ -34481,7 +34481,7 @@
       </w:r>
       <w:r>
         <w:rPr>
-          <w:rFonts w:ascii="Markazi Text" w:cs="Markazi Text" w:eastAsia="Markazi Text" w:hAnsi="Markazi Text"/>
+          <w:rFonts w:ascii="Arakom" w:cs="Arakom" w:eastAsia="Arakom" w:hAnsi="Arakom"/>
           <w:b w:val="false"/>
           <w:bCs w:val="false"/>
           <w:color w:val="111111"/>
@@ -34622,7 +34622,7 @@
             </w:pPr>
             <w:r>
               <w:rPr>
-                <w:rFonts w:ascii="Markazi Text" w:cs="Markazi Text" w:eastAsia="Markazi Text" w:hAnsi="Markazi Text"/>
+                <w:rFonts w:ascii="Arakom" w:cs="Arakom" w:eastAsia="Arakom" w:hAnsi="Arakom"/>
                 <w:b/>
                 <w:bCs/>
                 <w:color w:val="111111"/>
@@ -34640,7 +34640,7 @@
             </w:pPr>
             <w:r>
               <w:rPr>
-                <w:rFonts w:ascii="Markazi Text" w:cs="Markazi Text" w:eastAsia="Markazi Text" w:hAnsi="Markazi Text"/>
+                <w:rFonts w:ascii="Arakom" w:cs="Arakom" w:eastAsia="Arakom" w:hAnsi="Arakom"/>
                 <w:b w:val="false"/>
                 <w:bCs w:val="false"/>
                 <w:color w:val="111111"/>
@@ -34658,7 +34658,7 @@
             </w:pPr>
             <w:r>
               <w:rPr>
-                <w:rFonts w:ascii="Markazi Text" w:cs="Markazi Text" w:eastAsia="Markazi Text" w:hAnsi="Markazi Text"/>
+                <w:rFonts w:ascii="Arakom" w:cs="Arakom" w:eastAsia="Arakom" w:hAnsi="Arakom"/>
                 <w:b w:val="false"/>
                 <w:bCs w:val="false"/>
                 <w:color w:val="111111"/>
@@ -34676,7 +34676,7 @@
             </w:pPr>
             <w:r>
               <w:rPr>
-                <w:rFonts w:ascii="Markazi Text" w:cs="Markazi Text" w:eastAsia="Markazi Text" w:hAnsi="Markazi Text"/>
+                <w:rFonts w:ascii="Arakom" w:cs="Arakom" w:eastAsia="Arakom" w:hAnsi="Arakom"/>
                 <w:b w:val="false"/>
                 <w:bCs w:val="false"/>
                 <w:color w:val="111111"/>
@@ -34694,7 +34694,7 @@
             </w:pPr>
             <w:r>
               <w:rPr>
-                <w:rFonts w:ascii="Markazi Text" w:cs="Markazi Text" w:eastAsia="Markazi Text" w:hAnsi="Markazi Text"/>
+                <w:rFonts w:ascii="Arakom" w:cs="Arakom" w:eastAsia="Arakom" w:hAnsi="Arakom"/>
                 <w:b w:val="false"/>
                 <w:bCs w:val="false"/>
                 <w:color w:val="111111"/>
@@ -34785,7 +34785,7 @@
       </w:r>
       <w:r>
         <w:rPr>
-          <w:rFonts w:ascii="Markazi Text" w:cs="Markazi Text" w:eastAsia="Markazi Text" w:hAnsi="Markazi Text"/>
+          <w:rFonts w:ascii="Arakom" w:cs="Arakom" w:eastAsia="Arakom" w:hAnsi="Arakom"/>
           <w:b w:val="false"/>
           <w:bCs w:val="false"/>
           <w:color w:val="111111"/>
@@ -34930,7 +34930,7 @@
       </w:r>
       <w:r>
         <w:rPr>
-          <w:rFonts w:ascii="Markazi Text" w:cs="Markazi Text" w:eastAsia="Markazi Text" w:hAnsi="Markazi Text"/>
+          <w:rFonts w:ascii="Arakom" w:cs="Arakom" w:eastAsia="Arakom" w:hAnsi="Arakom"/>
           <w:b w:val="false"/>
           <w:bCs w:val="false"/>
           <w:color w:val="111111"/>
@@ -34962,7 +34962,7 @@
       </w:r>
       <w:r>
         <w:rPr>
-          <w:rFonts w:ascii="Markazi Text" w:cs="Markazi Text" w:eastAsia="Markazi Text" w:hAnsi="Markazi Text"/>
+          <w:rFonts w:ascii="Arakom" w:cs="Arakom" w:eastAsia="Arakom" w:hAnsi="Arakom"/>
           <w:b w:val="false"/>
           <w:bCs w:val="false"/>
           <w:color w:val="111111"/>
@@ -35150,7 +35150,7 @@
             </w:r>
             <w:r>
               <w:rPr>
-                <w:rFonts w:ascii="Markazi Text" w:cs="Markazi Text" w:eastAsia="Markazi Text" w:hAnsi="Markazi Text"/>
+                <w:rFonts w:ascii="Arakom" w:cs="Arakom" w:eastAsia="Arakom" w:hAnsi="Arakom"/>
                 <w:b w:val="false"/>
                 <w:bCs w:val="false"/>
                 <w:color w:val="111111"/>
@@ -36188,7 +36188,7 @@
             </w:r>
             <w:r>
               <w:rPr>
-                <w:rFonts w:ascii="Markazi Text" w:cs="Markazi Text" w:eastAsia="Markazi Text" w:hAnsi="Markazi Text"/>
+                <w:rFonts w:ascii="Arakom" w:cs="Arakom" w:eastAsia="Arakom" w:hAnsi="Arakom"/>
                 <w:b w:val="false"/>
                 <w:bCs w:val="false"/>
                 <w:color w:val="111111"/>

--- a/dosyalar/gunluk-plan/arapca-gunluk-ders-planlari-5-10.docx
+++ b/dosyalar/gunluk-plan/arapca-gunluk-ders-planlari-5-10.docx
@@ -633,7 +633,7 @@
                 <w:sz w:val="19"/>
                 <w:szCs w:val="19"/>
               </w:rPr>
-              <w:t xml:space="preserve">2025 Arapça Dersi Öğretim Programı (Türkiye Yüzyılı Maarif Modeli)</w:t>
+              <w:t xml:space="preserve">Arapça Dersi Öğretim Programı (Türkiye Yüzyılı Maarif Modeli)</w:t>
             </w:r>
           </w:p>
         </w:tc>
@@ -6865,7 +6865,7 @@
                 <w:sz w:val="19"/>
                 <w:szCs w:val="19"/>
               </w:rPr>
-              <w:t xml:space="preserve">2025 Arapça Dersi Öğretim Programı (Türkiye Yüzyılı Maarif Modeli)</w:t>
+              <w:t xml:space="preserve">Arapça Dersi Öğretim Programı (Türkiye Yüzyılı Maarif Modeli)</w:t>
             </w:r>
           </w:p>
         </w:tc>
@@ -24749,7 +24749,7 @@
                 <w:sz w:val="19"/>
                 <w:szCs w:val="19"/>
               </w:rPr>
-              <w:t xml:space="preserve">2025 Arapça Dersi Öğretim Programı (Türkiye Yüzyılı Maarif Modeli)</w:t>
+              <w:t xml:space="preserve">Arapça Dersi Öğretim Programı (Türkiye Yüzyılı Maarif Modeli)</w:t>
             </w:r>
           </w:p>
         </w:tc>
@@ -31156,7 +31156,7 @@
                 <w:sz w:val="19"/>
                 <w:szCs w:val="19"/>
               </w:rPr>
-              <w:t xml:space="preserve">2025 Arapça Dersi Öğretim Programı (Türkiye Yüzyılı Maarif Modeli)</w:t>
+              <w:t xml:space="preserve">Arapça Dersi Öğretim Programı (Türkiye Yüzyılı Maarif Modeli)</w:t>
             </w:r>
           </w:p>
         </w:tc>
